--- a/SIMPLE SETUP.docx
+++ b/SIMPLE SETUP.docx
@@ -792,52 +792,459 @@
       <w:r>
         <w:t>scikit</w:t>
       </w:r>
+      <w:proofErr w:type="spellEnd"/>
+      <w:r>
+        <w:t xml:space="preserve">-learn </w:t>
+      </w:r>
+      <w:proofErr w:type="spellStart"/>
+      <w:r>
+        <w:t>joblib</w:t>
+      </w:r>
+      <w:proofErr w:type="spellEnd"/>
+      <w:r>
+        <w:t xml:space="preserve"> </w:t>
+      </w:r>
+      <w:proofErr w:type="spellStart"/>
+      <w:r>
+        <w:t>fastapi</w:t>
+      </w:r>
+      <w:proofErr w:type="spellEnd"/>
+      <w:r>
+        <w:t xml:space="preserve"> </w:t>
+      </w:r>
+      <w:proofErr w:type="spellStart"/>
+      <w:r>
+        <w:t>uvicorn</w:t>
+      </w:r>
+      <w:proofErr w:type="spellEnd"/>
+      <w:r>
+        <w:t xml:space="preserve"> </w:t>
+      </w:r>
+      <w:proofErr w:type="spellStart"/>
+      <w:r>
+        <w:t>redis</w:t>
+      </w:r>
+      <w:proofErr w:type="spellEnd"/>
+      <w:r>
+        <w:t xml:space="preserve"> python-</w:t>
+      </w:r>
+      <w:proofErr w:type="spellStart"/>
+      <w:r>
+        <w:t>dotenv</w:t>
+      </w:r>
+      <w:proofErr w:type="spellEnd"/>
+      <w:r>
+        <w:t xml:space="preserve"> requests</w:t>
+      </w:r>
+    </w:p>
+    <w:p>
+      <w:r>
+        <w:t>DATASET DOWNLOAD</w:t>
+      </w:r>
+    </w:p>
+    <w:p>
+      <w:r>
+        <w:t xml:space="preserve">from this website: </w:t>
+      </w:r>
+      <w:hyperlink r:id="rId5" w:history="1">
+        <w:r>
+          <w:rPr>
+            <w:rStyle w:val="Hyperlink"/>
+          </w:rPr>
+          <w:t>https://www.kaggle.com/datasets/bcccdatasets/large-scale-ids-dataset-bccc-cse-cic-ids2018</w:t>
+        </w:r>
+      </w:hyperlink>
+      <w:r>
+        <w:t xml:space="preserve"> just download these:</w:t>
+      </w:r>
+    </w:p>
+    <w:p>
+      <w:pPr>
+        <w:pStyle w:val="ListParagraph"/>
+        <w:numPr>
+          <w:ilvl w:val="0"/>
+          <w:numId w:val="7"/>
+        </w:numPr>
+        <w:spacing w:before="240" w:after="0" w:line="240" w:lineRule="auto"/>
+        <w:rPr>
+          <w:rFonts w:ascii="Times New Roman" w:eastAsia="Times New Roman" w:hAnsi="Times New Roman" w:cs="Times New Roman"/>
+          <w:sz w:val="24"/>
+          <w:szCs w:val="24"/>
+          <w:lang w:eastAsia="en-IN"/>
+        </w:rPr>
+      </w:pPr>
+      <w:r>
+        <w:rPr>
+          <w:rFonts w:ascii="Times New Roman" w:eastAsia="Times New Roman" w:hAnsi="Times New Roman" w:cs="Times New Roman"/>
+          <w:sz w:val="24"/>
+          <w:szCs w:val="24"/>
+          <w:lang w:eastAsia="en-IN"/>
+        </w:rPr>
+        <w:t xml:space="preserve">friday_02_03_2018_benign, </w:t>
+      </w:r>
+    </w:p>
+    <w:p>
+      <w:pPr>
+        <w:pStyle w:val="ListParagraph"/>
+        <w:numPr>
+          <w:ilvl w:val="0"/>
+          <w:numId w:val="7"/>
+        </w:numPr>
+        <w:spacing w:before="240" w:after="0" w:line="240" w:lineRule="auto"/>
+        <w:rPr>
+          <w:rFonts w:ascii="Times New Roman" w:eastAsia="Times New Roman" w:hAnsi="Times New Roman" w:cs="Times New Roman"/>
+          <w:sz w:val="24"/>
+          <w:szCs w:val="24"/>
+          <w:lang w:eastAsia="en-IN"/>
+        </w:rPr>
+      </w:pPr>
+      <w:r>
+        <w:rPr>
+          <w:rFonts w:ascii="Times New Roman" w:eastAsia="Times New Roman" w:hAnsi="Times New Roman" w:cs="Times New Roman"/>
+          <w:sz w:val="24"/>
+          <w:szCs w:val="24"/>
+          <w:lang w:eastAsia="en-IN"/>
+        </w:rPr>
+        <w:t xml:space="preserve">friday_02_03_2018_bot, </w:t>
+      </w:r>
+    </w:p>
+    <w:p>
+      <w:pPr>
+        <w:pStyle w:val="ListParagraph"/>
+        <w:numPr>
+          <w:ilvl w:val="0"/>
+          <w:numId w:val="7"/>
+        </w:numPr>
+        <w:spacing w:before="240" w:after="0" w:line="240" w:lineRule="auto"/>
+        <w:rPr>
+          <w:rFonts w:ascii="Times New Roman" w:eastAsia="Times New Roman" w:hAnsi="Times New Roman" w:cs="Times New Roman"/>
+          <w:sz w:val="24"/>
+          <w:szCs w:val="24"/>
+          <w:lang w:eastAsia="en-IN"/>
+        </w:rPr>
+      </w:pPr>
+      <w:r>
+        <w:rPr>
+          <w:rFonts w:ascii="Times New Roman" w:eastAsia="Times New Roman" w:hAnsi="Times New Roman" w:cs="Times New Roman"/>
+          <w:sz w:val="24"/>
+          <w:szCs w:val="24"/>
+          <w:lang w:eastAsia="en-IN"/>
+        </w:rPr>
+        <w:t xml:space="preserve">thursday_01_03_2018_benign, </w:t>
+      </w:r>
+    </w:p>
+    <w:p>
+      <w:pPr>
+        <w:pStyle w:val="ListParagraph"/>
+        <w:numPr>
+          <w:ilvl w:val="0"/>
+          <w:numId w:val="7"/>
+        </w:numPr>
+        <w:spacing w:before="240" w:after="0" w:line="240" w:lineRule="auto"/>
+        <w:rPr>
+          <w:rFonts w:ascii="Times New Roman" w:eastAsia="Times New Roman" w:hAnsi="Times New Roman" w:cs="Times New Roman"/>
+          <w:sz w:val="24"/>
+          <w:szCs w:val="24"/>
+          <w:lang w:eastAsia="en-IN"/>
+        </w:rPr>
+      </w:pPr>
+      <w:r>
+        <w:rPr>
+          <w:rFonts w:ascii="Times New Roman" w:eastAsia="Times New Roman" w:hAnsi="Times New Roman" w:cs="Times New Roman"/>
+          <w:sz w:val="24"/>
+          <w:szCs w:val="24"/>
+          <w:lang w:eastAsia="en-IN"/>
+        </w:rPr>
+        <w:t xml:space="preserve">thursday_01_03_2018_infiltration, </w:t>
+      </w:r>
+    </w:p>
+    <w:p>
+      <w:pPr>
+        <w:pStyle w:val="ListParagraph"/>
+        <w:numPr>
+          <w:ilvl w:val="0"/>
+          <w:numId w:val="7"/>
+        </w:numPr>
+        <w:spacing w:before="240" w:after="0" w:line="240" w:lineRule="auto"/>
+        <w:rPr>
+          <w:rFonts w:ascii="Times New Roman" w:eastAsia="Times New Roman" w:hAnsi="Times New Roman" w:cs="Times New Roman"/>
+          <w:sz w:val="24"/>
+          <w:szCs w:val="24"/>
+          <w:lang w:eastAsia="en-IN"/>
+        </w:rPr>
+      </w:pPr>
+      <w:r>
+        <w:rPr>
+          <w:rFonts w:ascii="Times New Roman" w:eastAsia="Times New Roman" w:hAnsi="Times New Roman" w:cs="Times New Roman"/>
+          <w:sz w:val="24"/>
+          <w:szCs w:val="24"/>
+          <w:lang w:eastAsia="en-IN"/>
+        </w:rPr>
+        <w:t xml:space="preserve">thursday_15_02_2018_DoS_Golden_Eye, </w:t>
+      </w:r>
+    </w:p>
+    <w:p>
+      <w:pPr>
+        <w:pStyle w:val="ListParagraph"/>
+        <w:numPr>
+          <w:ilvl w:val="0"/>
+          <w:numId w:val="7"/>
+        </w:numPr>
+        <w:spacing w:before="240" w:after="0" w:line="240" w:lineRule="auto"/>
+        <w:rPr>
+          <w:rFonts w:ascii="Times New Roman" w:eastAsia="Times New Roman" w:hAnsi="Times New Roman" w:cs="Times New Roman"/>
+          <w:sz w:val="24"/>
+          <w:szCs w:val="24"/>
+          <w:lang w:eastAsia="en-IN"/>
+        </w:rPr>
+      </w:pPr>
+      <w:r>
+        <w:rPr>
+          <w:rFonts w:ascii="Times New Roman" w:eastAsia="Times New Roman" w:hAnsi="Times New Roman" w:cs="Times New Roman"/>
+          <w:sz w:val="24"/>
+          <w:szCs w:val="24"/>
+          <w:lang w:eastAsia="en-IN"/>
+        </w:rPr>
+        <w:t xml:space="preserve">thursday_15_02_2018_DoS_Slowloris, </w:t>
+      </w:r>
+    </w:p>
+    <w:p>
+      <w:pPr>
+        <w:pStyle w:val="ListParagraph"/>
+        <w:numPr>
+          <w:ilvl w:val="0"/>
+          <w:numId w:val="7"/>
+        </w:numPr>
+        <w:spacing w:before="240" w:after="0" w:line="240" w:lineRule="auto"/>
+        <w:rPr>
+          <w:rFonts w:ascii="Times New Roman" w:eastAsia="Times New Roman" w:hAnsi="Times New Roman" w:cs="Times New Roman"/>
+          <w:sz w:val="24"/>
+          <w:szCs w:val="24"/>
+          <w:lang w:eastAsia="en-IN"/>
+        </w:rPr>
+      </w:pPr>
+      <w:r>
+        <w:rPr>
+          <w:rFonts w:ascii="Times New Roman" w:eastAsia="Times New Roman" w:hAnsi="Times New Roman" w:cs="Times New Roman"/>
+          <w:sz w:val="24"/>
+          <w:szCs w:val="24"/>
+          <w:lang w:eastAsia="en-IN"/>
+        </w:rPr>
+        <w:t xml:space="preserve">thursday_15_02_2018_benign, </w:t>
+      </w:r>
+    </w:p>
+    <w:p>
+      <w:pPr>
+        <w:pStyle w:val="ListParagraph"/>
+        <w:numPr>
+          <w:ilvl w:val="0"/>
+          <w:numId w:val="7"/>
+        </w:numPr>
+        <w:spacing w:before="240" w:line="240" w:lineRule="auto"/>
+        <w:rPr>
+          <w:rFonts w:ascii="Times New Roman" w:eastAsia="Times New Roman" w:hAnsi="Times New Roman" w:cs="Times New Roman"/>
+          <w:sz w:val="24"/>
+          <w:szCs w:val="24"/>
+          <w:lang w:eastAsia="en-IN"/>
+        </w:rPr>
+      </w:pPr>
+      <w:r>
+        <w:rPr>
+          <w:rFonts w:ascii="Times New Roman" w:eastAsia="Times New Roman" w:hAnsi="Times New Roman" w:cs="Times New Roman"/>
+          <w:sz w:val="24"/>
+          <w:szCs w:val="24"/>
+          <w:lang w:eastAsia="en-IN"/>
+        </w:rPr>
+        <w:t xml:space="preserve">friday_23_02_2018_SQL_Injection, </w:t>
+      </w:r>
+    </w:p>
+    <w:p>
+      <w:pPr>
+        <w:pStyle w:val="ListParagraph"/>
+        <w:numPr>
+          <w:ilvl w:val="0"/>
+          <w:numId w:val="7"/>
+        </w:numPr>
+        <w:spacing w:before="240" w:line="240" w:lineRule="auto"/>
+        <w:rPr>
+          <w:rFonts w:ascii="Times New Roman" w:eastAsia="Times New Roman" w:hAnsi="Times New Roman" w:cs="Times New Roman"/>
+          <w:sz w:val="24"/>
+          <w:szCs w:val="24"/>
+          <w:lang w:eastAsia="en-IN"/>
+        </w:rPr>
+      </w:pPr>
+      <w:r>
+        <w:rPr>
+          <w:rFonts w:ascii="Times New Roman" w:eastAsia="Times New Roman" w:hAnsi="Times New Roman" w:cs="Times New Roman"/>
+          <w:sz w:val="24"/>
+          <w:szCs w:val="24"/>
+          <w:lang w:eastAsia="en-IN"/>
+        </w:rPr>
+        <w:t xml:space="preserve">friday_23_02_2018_BF_web, </w:t>
+      </w:r>
+    </w:p>
+    <w:p>
+      <w:pPr>
+        <w:pStyle w:val="ListParagraph"/>
+        <w:numPr>
+          <w:ilvl w:val="0"/>
+          <w:numId w:val="7"/>
+        </w:numPr>
+        <w:spacing w:before="240" w:line="240" w:lineRule="auto"/>
+        <w:rPr>
+          <w:rFonts w:ascii="Times New Roman" w:eastAsia="Times New Roman" w:hAnsi="Times New Roman" w:cs="Times New Roman"/>
+          <w:sz w:val="24"/>
+          <w:szCs w:val="24"/>
+          <w:lang w:eastAsia="en-IN"/>
+        </w:rPr>
+      </w:pPr>
+      <w:r>
+        <w:rPr>
+          <w:rFonts w:ascii="Times New Roman" w:eastAsia="Times New Roman" w:hAnsi="Times New Roman" w:cs="Times New Roman"/>
+          <w:sz w:val="24"/>
+          <w:szCs w:val="24"/>
+          <w:lang w:eastAsia="en-IN"/>
+        </w:rPr>
+        <w:t xml:space="preserve">friday_23_02_2018_benign, </w:t>
+      </w:r>
+    </w:p>
+    <w:p>
+      <w:pPr>
+        <w:pStyle w:val="ListParagraph"/>
+        <w:numPr>
+          <w:ilvl w:val="0"/>
+          <w:numId w:val="7"/>
+        </w:numPr>
+        <w:spacing w:before="240" w:line="240" w:lineRule="auto"/>
+        <w:rPr>
+          <w:rFonts w:ascii="Times New Roman" w:eastAsia="Times New Roman" w:hAnsi="Times New Roman" w:cs="Times New Roman"/>
+          <w:sz w:val="24"/>
+          <w:szCs w:val="24"/>
+          <w:lang w:eastAsia="en-IN"/>
+        </w:rPr>
+      </w:pPr>
+      <w:r>
+        <w:rPr>
+          <w:rFonts w:ascii="Times New Roman" w:eastAsia="Times New Roman" w:hAnsi="Times New Roman" w:cs="Times New Roman"/>
+          <w:sz w:val="24"/>
+          <w:szCs w:val="24"/>
+          <w:lang w:eastAsia="en-IN"/>
+        </w:rPr>
+        <w:t xml:space="preserve">wednesday_14_02_2018_BF_SSH, </w:t>
+      </w:r>
+    </w:p>
+    <w:p>
+      <w:pPr>
+        <w:pStyle w:val="ListParagraph"/>
+        <w:numPr>
+          <w:ilvl w:val="0"/>
+          <w:numId w:val="7"/>
+        </w:numPr>
+        <w:spacing w:before="240" w:line="240" w:lineRule="auto"/>
+        <w:rPr>
+          <w:rFonts w:ascii="Times New Roman" w:eastAsia="Times New Roman" w:hAnsi="Times New Roman" w:cs="Times New Roman"/>
+          <w:sz w:val="24"/>
+          <w:szCs w:val="24"/>
+          <w:lang w:eastAsia="en-IN"/>
+        </w:rPr>
+      </w:pPr>
+      <w:r>
+        <w:rPr>
+          <w:rFonts w:ascii="Times New Roman" w:eastAsia="Times New Roman" w:hAnsi="Times New Roman" w:cs="Times New Roman"/>
+          <w:sz w:val="24"/>
+          <w:szCs w:val="24"/>
+          <w:lang w:eastAsia="en-IN"/>
+        </w:rPr>
+        <w:t xml:space="preserve">wednesday_14_02_2018_BF_FTP, </w:t>
+      </w:r>
+    </w:p>
+    <w:p>
+      <w:pPr>
+        <w:pStyle w:val="ListParagraph"/>
+        <w:numPr>
+          <w:ilvl w:val="0"/>
+          <w:numId w:val="7"/>
+        </w:numPr>
+        <w:spacing w:before="240" w:line="240" w:lineRule="auto"/>
+        <w:rPr>
+          <w:rFonts w:ascii="Times New Roman" w:eastAsia="Times New Roman" w:hAnsi="Times New Roman" w:cs="Times New Roman"/>
+          <w:sz w:val="24"/>
+          <w:szCs w:val="24"/>
+          <w:lang w:eastAsia="en-IN"/>
+        </w:rPr>
+      </w:pPr>
+      <w:r>
+        <w:rPr>
+          <w:rFonts w:ascii="Times New Roman" w:eastAsia="Times New Roman" w:hAnsi="Times New Roman" w:cs="Times New Roman"/>
+          <w:sz w:val="24"/>
+          <w:szCs w:val="24"/>
+          <w:lang w:eastAsia="en-IN"/>
+        </w:rPr>
+        <w:t xml:space="preserve">wednesday_14_02_2018_benign, </w:t>
+      </w:r>
+    </w:p>
+    <w:p>
+      <w:pPr>
+        <w:pStyle w:val="ListParagraph"/>
+        <w:numPr>
+          <w:ilvl w:val="0"/>
+          <w:numId w:val="7"/>
+        </w:numPr>
+        <w:spacing w:before="240" w:line="240" w:lineRule="auto"/>
+        <w:rPr>
+          <w:rFonts w:ascii="Times New Roman" w:eastAsia="Times New Roman" w:hAnsi="Times New Roman" w:cs="Times New Roman"/>
+          <w:sz w:val="24"/>
+          <w:szCs w:val="24"/>
+          <w:lang w:eastAsia="en-IN"/>
+        </w:rPr>
+      </w:pPr>
+      <w:r>
+        <w:rPr>
+          <w:rFonts w:ascii="Times New Roman" w:eastAsia="Times New Roman" w:hAnsi="Times New Roman" w:cs="Times New Roman"/>
+          <w:sz w:val="24"/>
+          <w:szCs w:val="24"/>
+          <w:lang w:eastAsia="en-IN"/>
+        </w:rPr>
+        <w:t xml:space="preserve">tuesday_20_02_2018_loic_http, </w:t>
+      </w:r>
+    </w:p>
+    <w:p>
+      <w:pPr>
+        <w:pStyle w:val="ListParagraph"/>
+        <w:numPr>
+          <w:ilvl w:val="0"/>
+          <w:numId w:val="7"/>
+        </w:numPr>
+        <w:spacing w:before="240" w:line="240" w:lineRule="auto"/>
+      </w:pPr>
+      <w:r>
+        <w:rPr>
+          <w:rFonts w:ascii="Times New Roman" w:eastAsia="Times New Roman" w:hAnsi="Times New Roman" w:cs="Times New Roman"/>
+          <w:sz w:val="24"/>
+          <w:szCs w:val="24"/>
+          <w:lang w:eastAsia="en-IN"/>
+        </w:rPr>
+        <w:t>tuesday_20_02_2018_benign</w:t>
+      </w:r>
+    </w:p>
+    <w:p>
+      <w:pPr>
+        <w:spacing w:before="240" w:line="240" w:lineRule="auto"/>
+      </w:pPr>
+      <w:r>
+        <w:lastRenderedPageBreak/>
+        <w:t>RUN COMMANDS:</w:t>
+      </w:r>
+    </w:p>
+    <w:p>
+      <w:pPr>
+        <w:spacing w:before="240" w:line="240" w:lineRule="auto"/>
+      </w:pPr>
+      <w:r>
+        <w:t>to train the model run this comman</w:t>
+      </w:r>
       <w:bookmarkStart w:id="0" w:name="_GoBack"/>
       <w:bookmarkEnd w:id="0"/>
-      <w:proofErr w:type="spellEnd"/>
-      <w:r>
-        <w:t xml:space="preserve">-learn </w:t>
-      </w:r>
-      <w:proofErr w:type="spellStart"/>
-      <w:r>
-        <w:t>joblib</w:t>
-      </w:r>
-      <w:proofErr w:type="spellEnd"/>
-      <w:r>
-        <w:t xml:space="preserve"> </w:t>
-      </w:r>
-      <w:proofErr w:type="spellStart"/>
-      <w:r>
-        <w:t>fastapi</w:t>
-      </w:r>
-      <w:proofErr w:type="spellEnd"/>
-      <w:r>
-        <w:t xml:space="preserve"> </w:t>
-      </w:r>
-      <w:proofErr w:type="spellStart"/>
-      <w:r>
-        <w:t>uvicorn</w:t>
-      </w:r>
-      <w:proofErr w:type="spellEnd"/>
-      <w:r>
-        <w:t xml:space="preserve"> </w:t>
-      </w:r>
-      <w:proofErr w:type="spellStart"/>
-      <w:r>
-        <w:t>redis</w:t>
-      </w:r>
-      <w:proofErr w:type="spellEnd"/>
-      <w:r>
-        <w:t xml:space="preserve"> python-</w:t>
-      </w:r>
-      <w:proofErr w:type="spellStart"/>
-      <w:r>
-        <w:t>dotenv</w:t>
-      </w:r>
-      <w:proofErr w:type="spellEnd"/>
-      <w:r>
-        <w:t xml:space="preserve"> requests</w:t>
-      </w:r>
     </w:p>
     <w:sectPr>
       <w:pgSz w:w="11906" w:h="16838"/>
@@ -1525,6 +1932,92 @@
     </w:lvl>
   </w:abstractNum>
   <w:abstractNum w:abstractNumId="5" w15:restartNumberingAfterBreak="0">
+    <w:nsid w:val="51D348B3"/>
+    <w:multiLevelType w:val="hybridMultilevel"/>
+    <w:tmpl w:val="804A2D7E"/>
+    <w:lvl w:ilvl="0" w:tplc="4009000F">
+      <w:start w:val="1"/>
+      <w:numFmt w:val="decimal"/>
+      <w:lvlText w:val="%1."/>
+      <w:lvlJc w:val="left"/>
+      <w:pPr>
+        <w:ind w:left="720" w:hanging="360"/>
+      </w:pPr>
+    </w:lvl>
+    <w:lvl w:ilvl="1" w:tplc="40090019" w:tentative="1">
+      <w:start w:val="1"/>
+      <w:numFmt w:val="lowerLetter"/>
+      <w:lvlText w:val="%2."/>
+      <w:lvlJc w:val="left"/>
+      <w:pPr>
+        <w:ind w:left="1440" w:hanging="360"/>
+      </w:pPr>
+    </w:lvl>
+    <w:lvl w:ilvl="2" w:tplc="4009001B" w:tentative="1">
+      <w:start w:val="1"/>
+      <w:numFmt w:val="lowerRoman"/>
+      <w:lvlText w:val="%3."/>
+      <w:lvlJc w:val="right"/>
+      <w:pPr>
+        <w:ind w:left="2160" w:hanging="180"/>
+      </w:pPr>
+    </w:lvl>
+    <w:lvl w:ilvl="3" w:tplc="4009000F" w:tentative="1">
+      <w:start w:val="1"/>
+      <w:numFmt w:val="decimal"/>
+      <w:lvlText w:val="%4."/>
+      <w:lvlJc w:val="left"/>
+      <w:pPr>
+        <w:ind w:left="2880" w:hanging="360"/>
+      </w:pPr>
+    </w:lvl>
+    <w:lvl w:ilvl="4" w:tplc="40090019" w:tentative="1">
+      <w:start w:val="1"/>
+      <w:numFmt w:val="lowerLetter"/>
+      <w:lvlText w:val="%5."/>
+      <w:lvlJc w:val="left"/>
+      <w:pPr>
+        <w:ind w:left="3600" w:hanging="360"/>
+      </w:pPr>
+    </w:lvl>
+    <w:lvl w:ilvl="5" w:tplc="4009001B" w:tentative="1">
+      <w:start w:val="1"/>
+      <w:numFmt w:val="lowerRoman"/>
+      <w:lvlText w:val="%6."/>
+      <w:lvlJc w:val="right"/>
+      <w:pPr>
+        <w:ind w:left="4320" w:hanging="180"/>
+      </w:pPr>
+    </w:lvl>
+    <w:lvl w:ilvl="6" w:tplc="4009000F" w:tentative="1">
+      <w:start w:val="1"/>
+      <w:numFmt w:val="decimal"/>
+      <w:lvlText w:val="%7."/>
+      <w:lvlJc w:val="left"/>
+      <w:pPr>
+        <w:ind w:left="5040" w:hanging="360"/>
+      </w:pPr>
+    </w:lvl>
+    <w:lvl w:ilvl="7" w:tplc="40090019" w:tentative="1">
+      <w:start w:val="1"/>
+      <w:numFmt w:val="lowerLetter"/>
+      <w:lvlText w:val="%8."/>
+      <w:lvlJc w:val="left"/>
+      <w:pPr>
+        <w:ind w:left="5760" w:hanging="360"/>
+      </w:pPr>
+    </w:lvl>
+    <w:lvl w:ilvl="8" w:tplc="4009001B" w:tentative="1">
+      <w:start w:val="1"/>
+      <w:numFmt w:val="lowerRoman"/>
+      <w:lvlText w:val="%9."/>
+      <w:lvlJc w:val="right"/>
+      <w:pPr>
+        <w:ind w:left="6480" w:hanging="180"/>
+      </w:pPr>
+    </w:lvl>
+  </w:abstractNum>
+  <w:abstractNum w:abstractNumId="6" w15:restartNumberingAfterBreak="0">
     <w:nsid w:val="62494AE1"/>
     <w:multiLevelType w:val="multilevel"/>
     <w:tmpl w:val="D8A268AA"/>
@@ -1673,8 +2166,120 @@
       </w:rPr>
     </w:lvl>
   </w:abstractNum>
+  <w:abstractNum w:abstractNumId="7" w15:restartNumberingAfterBreak="0">
+    <w:nsid w:val="7AB41280"/>
+    <w:multiLevelType w:val="hybridMultilevel"/>
+    <w:tmpl w:val="4AE8F6A0"/>
+    <w:lvl w:ilvl="0" w:tplc="EF2861C6">
+      <w:numFmt w:val="bullet"/>
+      <w:lvlText w:val="-"/>
+      <w:lvlJc w:val="left"/>
+      <w:pPr>
+        <w:ind w:left="720" w:hanging="360"/>
+      </w:pPr>
+      <w:rPr>
+        <w:rFonts w:ascii="Calibri" w:eastAsiaTheme="minorHAnsi" w:hAnsi="Calibri" w:cs="Calibri" w:hint="default"/>
+      </w:rPr>
+    </w:lvl>
+    <w:lvl w:ilvl="1" w:tplc="40090003" w:tentative="1">
+      <w:start w:val="1"/>
+      <w:numFmt w:val="bullet"/>
+      <w:lvlText w:val="o"/>
+      <w:lvlJc w:val="left"/>
+      <w:pPr>
+        <w:ind w:left="1440" w:hanging="360"/>
+      </w:pPr>
+      <w:rPr>
+        <w:rFonts w:ascii="Courier New" w:hAnsi="Courier New" w:cs="Courier New" w:hint="default"/>
+      </w:rPr>
+    </w:lvl>
+    <w:lvl w:ilvl="2" w:tplc="40090005" w:tentative="1">
+      <w:start w:val="1"/>
+      <w:numFmt w:val="bullet"/>
+      <w:lvlText w:val=""/>
+      <w:lvlJc w:val="left"/>
+      <w:pPr>
+        <w:ind w:left="2160" w:hanging="360"/>
+      </w:pPr>
+      <w:rPr>
+        <w:rFonts w:ascii="Wingdings" w:hAnsi="Wingdings" w:hint="default"/>
+      </w:rPr>
+    </w:lvl>
+    <w:lvl w:ilvl="3" w:tplc="40090001" w:tentative="1">
+      <w:start w:val="1"/>
+      <w:numFmt w:val="bullet"/>
+      <w:lvlText w:val=""/>
+      <w:lvlJc w:val="left"/>
+      <w:pPr>
+        <w:ind w:left="2880" w:hanging="360"/>
+      </w:pPr>
+      <w:rPr>
+        <w:rFonts w:ascii="Symbol" w:hAnsi="Symbol" w:hint="default"/>
+      </w:rPr>
+    </w:lvl>
+    <w:lvl w:ilvl="4" w:tplc="40090003" w:tentative="1">
+      <w:start w:val="1"/>
+      <w:numFmt w:val="bullet"/>
+      <w:lvlText w:val="o"/>
+      <w:lvlJc w:val="left"/>
+      <w:pPr>
+        <w:ind w:left="3600" w:hanging="360"/>
+      </w:pPr>
+      <w:rPr>
+        <w:rFonts w:ascii="Courier New" w:hAnsi="Courier New" w:cs="Courier New" w:hint="default"/>
+      </w:rPr>
+    </w:lvl>
+    <w:lvl w:ilvl="5" w:tplc="40090005" w:tentative="1">
+      <w:start w:val="1"/>
+      <w:numFmt w:val="bullet"/>
+      <w:lvlText w:val=""/>
+      <w:lvlJc w:val="left"/>
+      <w:pPr>
+        <w:ind w:left="4320" w:hanging="360"/>
+      </w:pPr>
+      <w:rPr>
+        <w:rFonts w:ascii="Wingdings" w:hAnsi="Wingdings" w:hint="default"/>
+      </w:rPr>
+    </w:lvl>
+    <w:lvl w:ilvl="6" w:tplc="40090001" w:tentative="1">
+      <w:start w:val="1"/>
+      <w:numFmt w:val="bullet"/>
+      <w:lvlText w:val=""/>
+      <w:lvlJc w:val="left"/>
+      <w:pPr>
+        <w:ind w:left="5040" w:hanging="360"/>
+      </w:pPr>
+      <w:rPr>
+        <w:rFonts w:ascii="Symbol" w:hAnsi="Symbol" w:hint="default"/>
+      </w:rPr>
+    </w:lvl>
+    <w:lvl w:ilvl="7" w:tplc="40090003" w:tentative="1">
+      <w:start w:val="1"/>
+      <w:numFmt w:val="bullet"/>
+      <w:lvlText w:val="o"/>
+      <w:lvlJc w:val="left"/>
+      <w:pPr>
+        <w:ind w:left="5760" w:hanging="360"/>
+      </w:pPr>
+      <w:rPr>
+        <w:rFonts w:ascii="Courier New" w:hAnsi="Courier New" w:cs="Courier New" w:hint="default"/>
+      </w:rPr>
+    </w:lvl>
+    <w:lvl w:ilvl="8" w:tplc="40090005" w:tentative="1">
+      <w:start w:val="1"/>
+      <w:numFmt w:val="bullet"/>
+      <w:lvlText w:val=""/>
+      <w:lvlJc w:val="left"/>
+      <w:pPr>
+        <w:ind w:left="6480" w:hanging="360"/>
+      </w:pPr>
+      <w:rPr>
+        <w:rFonts w:ascii="Wingdings" w:hAnsi="Wingdings" w:hint="default"/>
+      </w:rPr>
+    </w:lvl>
+  </w:abstractNum>
   <w:num w:numId="1">
-    <w:abstractNumId w:val="5"/>
+    <w:abstractNumId w:val="6"/>
   </w:num>
   <w:num w:numId="2">
     <w:abstractNumId w:val="1"/>
@@ -1690,6 +2295,12 @@
   </w:num>
   <w:num w:numId="6">
     <w:abstractNumId w:val="2"/>
+  </w:num>
+  <w:num w:numId="7">
+    <w:abstractNumId w:val="5"/>
+  </w:num>
+  <w:num w:numId="8">
+    <w:abstractNumId w:val="7"/>
   </w:num>
 </w:numbering>
 </file>
@@ -2295,6 +2906,17 @@
       <w:szCs w:val="32"/>
     </w:rPr>
   </w:style>
+  <w:style w:type="character" w:styleId="Hyperlink">
+    <w:name w:val="Hyperlink"/>
+    <w:basedOn w:val="DefaultParagraphFont"/>
+    <w:uiPriority w:val="99"/>
+    <w:unhideWhenUsed/>
+    <w:rsid w:val="003947DF"/>
+    <w:rPr>
+      <w:color w:val="0563C1" w:themeColor="hyperlink"/>
+      <w:u w:val="single"/>
+    </w:rPr>
+  </w:style>
 </w:styles>
 </file>
 

--- a/SIMPLE SETUP.docx
+++ b/SIMPLE SETUP.docx
@@ -1,6 +1,6 @@
 
 <file path=word/document.xml><?xml version="1.0" encoding="utf-8"?>
-<w:document xmlns:wpc="http://schemas.microsoft.com/office/word/2010/wordprocessingCanvas" xmlns:cx="http://schemas.microsoft.com/office/drawing/2014/chartex" xmlns:mc="http://schemas.openxmlformats.org/markup-compatibility/2006" xmlns:o="urn:schemas-microsoft-com:office:office" xmlns:r="http://schemas.openxmlformats.org/officeDocument/2006/relationships" xmlns:m="http://schemas.openxmlformats.org/officeDocument/2006/math" xmlns:v="urn:schemas-microsoft-com:vml" xmlns:wp14="http://schemas.microsoft.com/office/word/2010/wordprocessingDrawing" xmlns:wp="http://schemas.openxmlformats.org/drawingml/2006/wordprocessingDrawing" xmlns:w10="urn:schemas-microsoft-com:office:word" xmlns:w="http://schemas.openxmlformats.org/wordprocessingml/2006/main" xmlns:w14="http://schemas.microsoft.com/office/word/2010/wordml" xmlns:w15="http://schemas.microsoft.com/office/word/2012/wordml" xmlns:w16se="http://schemas.microsoft.com/office/word/2015/wordml/symex" xmlns:wpg="http://schemas.microsoft.com/office/word/2010/wordprocessingGroup" xmlns:wpi="http://schemas.microsoft.com/office/word/2010/wordprocessingInk" xmlns:wne="http://schemas.microsoft.com/office/word/2006/wordml" xmlns:wps="http://schemas.microsoft.com/office/word/2010/wordprocessingShape" mc:Ignorable="w14 w15 w16se wp14">
+<w:document xmlns:wpc="http://schemas.microsoft.com/office/word/2010/wordprocessingCanvas" xmlns:cx="http://schemas.microsoft.com/office/drawing/2014/chartex" xmlns:cx1="http://schemas.microsoft.com/office/drawing/2015/9/8/chartex" xmlns:cx2="http://schemas.microsoft.com/office/drawing/2015/10/21/chartex" xmlns:cx3="http://schemas.microsoft.com/office/drawing/2016/5/9/chartex" xmlns:cx4="http://schemas.microsoft.com/office/drawing/2016/5/10/chartex" xmlns:cx5="http://schemas.microsoft.com/office/drawing/2016/5/11/chartex" xmlns:cx6="http://schemas.microsoft.com/office/drawing/2016/5/12/chartex" xmlns:cx7="http://schemas.microsoft.com/office/drawing/2016/5/13/chartex" xmlns:cx8="http://schemas.microsoft.com/office/drawing/2016/5/14/chartex" xmlns:mc="http://schemas.openxmlformats.org/markup-compatibility/2006" xmlns:aink="http://schemas.microsoft.com/office/drawing/2016/ink" xmlns:am3d="http://schemas.microsoft.com/office/drawing/2017/model3d" xmlns:o="urn:schemas-microsoft-com:office:office" xmlns:oel="http://schemas.microsoft.com/office/2019/extlst" xmlns:r="http://schemas.openxmlformats.org/officeDocument/2006/relationships" xmlns:m="http://schemas.openxmlformats.org/officeDocument/2006/math" xmlns:v="urn:schemas-microsoft-com:vml" xmlns:wp14="http://schemas.microsoft.com/office/word/2010/wordprocessingDrawing" xmlns:wp="http://schemas.openxmlformats.org/drawingml/2006/wordprocessingDrawing" xmlns:w10="urn:schemas-microsoft-com:office:word" xmlns:w="http://schemas.openxmlformats.org/wordprocessingml/2006/main" xmlns:w14="http://schemas.microsoft.com/office/word/2010/wordml" xmlns:w15="http://schemas.microsoft.com/office/word/2012/wordml" xmlns:w16cex="http://schemas.microsoft.com/office/word/2018/wordml/cex" xmlns:w16cid="http://schemas.microsoft.com/office/word/2016/wordml/cid" xmlns:w16="http://schemas.microsoft.com/office/word/2018/wordml" xmlns:w16du="http://schemas.microsoft.com/office/word/2023/wordml/word16du" xmlns:w16sdtdh="http://schemas.microsoft.com/office/word/2020/wordml/sdtdatahash" xmlns:w16sdtfl="http://schemas.microsoft.com/office/word/2024/wordml/sdtformatlock" xmlns:w16se="http://schemas.microsoft.com/office/word/2015/wordml/symex" xmlns:wpg="http://schemas.microsoft.com/office/word/2010/wordprocessingGroup" xmlns:wpi="http://schemas.microsoft.com/office/word/2010/wordprocessingInk" xmlns:wne="http://schemas.microsoft.com/office/word/2006/wordml" xmlns:wps="http://schemas.microsoft.com/office/word/2010/wordprocessingShape" mc:Ignorable="w14 w15 w16se w16cid w16 w16cex w16sdtdh w16sdtfl w16du wp14">
   <w:body>
     <w:p>
       <w:r>
@@ -79,13 +79,8 @@
       </w:r>
     </w:p>
     <w:p>
-      <w:proofErr w:type="spellStart"/>
-      <w:r>
-        <w:t>cp</w:t>
-      </w:r>
-      <w:proofErr w:type="spellEnd"/>
-      <w:r>
-        <w:t xml:space="preserve"> -r /</w:t>
+      <w:r>
+        <w:t>cp -r /</w:t>
       </w:r>
       <w:proofErr w:type="spellStart"/>
       <w:r>
@@ -349,16 +344,24 @@
       </w:r>
       <w:proofErr w:type="spellStart"/>
       <w:r>
-        <w:t>oqs.get_enabled_kem_mechanisms</w:t>
-      </w:r>
-      <w:proofErr w:type="spellEnd"/>
-      <w:r>
-        <w:t>())</w:t>
-      </w:r>
-    </w:p>
-    <w:p>
+        <w:t>oqs.get_enabled_kem_</w:t>
+      </w:r>
       <w:proofErr w:type="gramStart"/>
       <w:r>
+        <w:t>mechanisms</w:t>
+      </w:r>
+      <w:proofErr w:type="spellEnd"/>
+      <w:r>
+        <w:t>(</w:t>
+      </w:r>
+      <w:proofErr w:type="gramEnd"/>
+      <w:r>
+        <w:t>))</w:t>
+      </w:r>
+    </w:p>
+    <w:p>
+      <w:proofErr w:type="gramStart"/>
+      <w:r>
         <w:t>print(</w:t>
       </w:r>
       <w:proofErr w:type="gramEnd"/>
@@ -367,11 +370,19 @@
       </w:r>
       <w:proofErr w:type="spellStart"/>
       <w:r>
-        <w:t>oqs.get_enabled_sig_mechanisms</w:t>
-      </w:r>
-      <w:proofErr w:type="spellEnd"/>
-      <w:r>
-        <w:t>())</w:t>
+        <w:t>oqs.get_enabled_sig_</w:t>
+      </w:r>
+      <w:proofErr w:type="gramStart"/>
+      <w:r>
+        <w:t>mechanisms</w:t>
+      </w:r>
+      <w:proofErr w:type="spellEnd"/>
+      <w:r>
+        <w:t>(</w:t>
+      </w:r>
+      <w:proofErr w:type="gramEnd"/>
+      <w:r>
+        <w:t>))</w:t>
       </w:r>
     </w:p>
     <w:p>
@@ -400,13 +411,8 @@
         <w:t>CREATE</w:t>
       </w:r>
       <w:r>
-        <w:t xml:space="preserve"> .</w:t>
-      </w:r>
-      <w:proofErr w:type="spellStart"/>
-      <w:r>
-        <w:t>env</w:t>
-      </w:r>
-      <w:proofErr w:type="spellEnd"/>
+        <w:t xml:space="preserve"> .env</w:t>
+      </w:r>
       <w:proofErr w:type="gramEnd"/>
       <w:r>
         <w:t xml:space="preserve"> </w:t>
@@ -421,20 +427,10 @@
       </w:r>
     </w:p>
     <w:p>
-      <w:proofErr w:type="spellStart"/>
       <w:proofErr w:type="gramStart"/>
       <w:r>
-        <w:t>nano</w:t>
-      </w:r>
-      <w:proofErr w:type="spellEnd"/>
-      <w:r>
-        <w:t xml:space="preserve"> .</w:t>
-      </w:r>
-      <w:proofErr w:type="spellStart"/>
-      <w:r>
-        <w:t>env</w:t>
-      </w:r>
-      <w:proofErr w:type="spellEnd"/>
+        <w:t>nano .env</w:t>
+      </w:r>
       <w:proofErr w:type="gramEnd"/>
     </w:p>
     <w:p>
@@ -523,13 +519,13 @@
       </w:r>
       <w:proofErr w:type="spellEnd"/>
       <w:r>
-        <w:t>}/.</w:t>
-      </w:r>
-      <w:proofErr w:type="spellStart"/>
-      <w:r>
-        <w:t>env</w:t>
-      </w:r>
-      <w:proofErr w:type="spellEnd"/>
+        <w:t>}</w:t>
+      </w:r>
+      <w:proofErr w:type="gramStart"/>
+      <w:r>
+        <w:t>/.env</w:t>
+      </w:r>
+      <w:proofErr w:type="gramEnd"/>
       <w:r>
         <w:t>"</w:t>
       </w:r>
@@ -550,37 +546,19 @@
       </w:r>
     </w:p>
     <w:p>
-      <w:proofErr w:type="spellStart"/>
-      <w:r>
-        <w:t>docker</w:t>
-      </w:r>
-      <w:proofErr w:type="spellEnd"/>
-      <w:r>
-        <w:t xml:space="preserve"> --version</w:t>
-      </w:r>
-    </w:p>
-    <w:p>
-      <w:r>
-        <w:t xml:space="preserve">Step 2 — Pull </w:t>
-      </w:r>
-      <w:proofErr w:type="spellStart"/>
-      <w:r>
-        <w:t>Redis</w:t>
-      </w:r>
-      <w:proofErr w:type="spellEnd"/>
-      <w:r>
-        <w:t xml:space="preserve"> image</w:t>
-      </w:r>
-    </w:p>
-    <w:p>
-      <w:proofErr w:type="spellStart"/>
+      <w:r>
+        <w:t>docker --version</w:t>
+      </w:r>
+    </w:p>
+    <w:p>
+      <w:r>
+        <w:t>Step 2 — Pull Redis image</w:t>
+      </w:r>
+    </w:p>
+    <w:p>
       <w:r>
         <w:lastRenderedPageBreak/>
-        <w:t>docker</w:t>
-      </w:r>
-      <w:proofErr w:type="spellEnd"/>
-      <w:r>
-        <w:t xml:space="preserve"> pull </w:t>
+        <w:t xml:space="preserve">docker pull </w:t>
       </w:r>
       <w:proofErr w:type="spellStart"/>
       <w:r>
@@ -590,25 +568,12 @@
     </w:p>
     <w:p>
       <w:r>
-        <w:t xml:space="preserve">Step 3 — Run </w:t>
-      </w:r>
-      <w:proofErr w:type="spellStart"/>
-      <w:r>
-        <w:t>Redis</w:t>
-      </w:r>
-      <w:proofErr w:type="spellEnd"/>
-      <w:r>
-        <w:t xml:space="preserve"> container</w:t>
-      </w:r>
-    </w:p>
-    <w:p>
-      <w:proofErr w:type="spellStart"/>
-      <w:r>
-        <w:t>docker</w:t>
-      </w:r>
-      <w:proofErr w:type="spellEnd"/>
-      <w:r>
-        <w:t xml:space="preserve"> run -d -p 6379:6379 --name </w:t>
+        <w:t>Step 3 — Run Redis container</w:t>
+      </w:r>
+    </w:p>
+    <w:p>
+      <w:r>
+        <w:t xml:space="preserve">docker run -d -p 6379:6379 --name </w:t>
       </w:r>
       <w:proofErr w:type="spellStart"/>
       <w:r>
@@ -630,9 +595,50 @@
       </w:r>
     </w:p>
     <w:p>
-      <w:proofErr w:type="spellStart"/>
-      <w:r>
-        <w:t>docker</w:t>
+      <w:r>
+        <w:t xml:space="preserve">docker </w:t>
+      </w:r>
+      <w:proofErr w:type="spellStart"/>
+      <w:r>
+        <w:t>ps</w:t>
+      </w:r>
+      <w:proofErr w:type="spellEnd"/>
+    </w:p>
+    <w:p>
+      <w:r>
+        <w:t>You should see:</w:t>
+      </w:r>
+    </w:p>
+    <w:p>
+      <w:proofErr w:type="spellStart"/>
+      <w:r>
+        <w:t>qsrac-redis</w:t>
+      </w:r>
+      <w:proofErr w:type="spellEnd"/>
+      <w:r>
+        <w:t xml:space="preserve">   </w:t>
+      </w:r>
+      <w:proofErr w:type="spellStart"/>
+      <w:r>
+        <w:t>redis</w:t>
+      </w:r>
+      <w:proofErr w:type="spellEnd"/>
+      <w:r>
+        <w:t xml:space="preserve">   ...   6379-&gt;6379</w:t>
+      </w:r>
+    </w:p>
+    <w:p>
+      <w:r>
+        <w:t>Step 5 — Test Redis</w:t>
+      </w:r>
+    </w:p>
+    <w:p>
+      <w:r>
+        <w:t xml:space="preserve">docker exec -it </w:t>
+      </w:r>
+      <w:proofErr w:type="spellStart"/>
+      <w:r>
+        <w:t>qsrac-redis</w:t>
       </w:r>
       <w:proofErr w:type="spellEnd"/>
       <w:r>
@@ -640,23 +646,103 @@
       </w:r>
       <w:proofErr w:type="spellStart"/>
       <w:r>
-        <w:t>ps</w:t>
-      </w:r>
-      <w:proofErr w:type="spellEnd"/>
-    </w:p>
-    <w:p>
-      <w:r>
-        <w:t>You should see:</w:t>
-      </w:r>
-    </w:p>
-    <w:p>
+        <w:t>redis</w:t>
+      </w:r>
+      <w:proofErr w:type="spellEnd"/>
+      <w:r>
+        <w:t>-cli ping</w:t>
+      </w:r>
+    </w:p>
+    <w:p>
+      <w:r>
+        <w:t>Expected:</w:t>
+      </w:r>
+    </w:p>
+    <w:p>
+      <w:r>
+        <w:t>PONG</w:t>
+      </w:r>
+    </w:p>
+    <w:p>
+      <w:r>
+        <w:t>Done. Redis is ready.</w:t>
+      </w:r>
+    </w:p>
+    <w:p>
+      <w:r>
+        <w:t>When you’re completely done:</w:t>
+      </w:r>
+    </w:p>
+    <w:p>
+      <w:r>
+        <w:t xml:space="preserve">docker stop </w:t>
+      </w:r>
       <w:proofErr w:type="spellStart"/>
       <w:r>
         <w:t>qsrac-redis</w:t>
       </w:r>
       <w:proofErr w:type="spellEnd"/>
-      <w:r>
-        <w:t xml:space="preserve">   </w:t>
+    </w:p>
+    <w:p>
+      <w:r>
+        <w:t>If you want to restart later:</w:t>
+      </w:r>
+    </w:p>
+    <w:p>
+      <w:r>
+        <w:t xml:space="preserve">docker start </w:t>
+      </w:r>
+      <w:proofErr w:type="spellStart"/>
+      <w:r>
+        <w:t>qsrac-redis</w:t>
+      </w:r>
+      <w:proofErr w:type="spellEnd"/>
+    </w:p>
+    <w:p>
+      <w:r>
+        <w:t>INSTALL PYTHON DEPENDENCIES</w:t>
+      </w:r>
+    </w:p>
+    <w:p>
+      <w:r>
+        <w:t>Run this:</w:t>
+      </w:r>
+    </w:p>
+    <w:p>
+      <w:r>
+        <w:t xml:space="preserve">pip3 install </w:t>
+      </w:r>
+      <w:proofErr w:type="spellStart"/>
+      <w:r>
+        <w:t>numpy</w:t>
+      </w:r>
+      <w:proofErr w:type="spellEnd"/>
+      <w:r>
+        <w:t xml:space="preserve"> pandas scikit-learn </w:t>
+      </w:r>
+      <w:proofErr w:type="spellStart"/>
+      <w:r>
+        <w:t>joblib</w:t>
+      </w:r>
+      <w:proofErr w:type="spellEnd"/>
+      <w:r>
+        <w:t xml:space="preserve"> </w:t>
+      </w:r>
+      <w:proofErr w:type="spellStart"/>
+      <w:r>
+        <w:t>fastapi</w:t>
+      </w:r>
+      <w:proofErr w:type="spellEnd"/>
+      <w:r>
+        <w:t xml:space="preserve"> </w:t>
+      </w:r>
+      <w:proofErr w:type="spellStart"/>
+      <w:r>
+        <w:t>uvicorn</w:t>
+      </w:r>
+      <w:proofErr w:type="spellEnd"/>
+      <w:r>
+        <w:t xml:space="preserve"> </w:t>
       </w:r>
       <w:proofErr w:type="spellStart"/>
       <w:r>
@@ -664,168 +750,6 @@
       </w:r>
       <w:proofErr w:type="spellEnd"/>
       <w:r>
-        <w:t xml:space="preserve">   ...   6379-&gt;6379</w:t>
-      </w:r>
-    </w:p>
-    <w:p>
-      <w:r>
-        <w:t xml:space="preserve">Step 5 — Test </w:t>
-      </w:r>
-      <w:proofErr w:type="spellStart"/>
-      <w:r>
-        <w:t>Redis</w:t>
-      </w:r>
-      <w:proofErr w:type="spellEnd"/>
-    </w:p>
-    <w:p>
-      <w:proofErr w:type="spellStart"/>
-      <w:r>
-        <w:t>docker</w:t>
-      </w:r>
-      <w:proofErr w:type="spellEnd"/>
-      <w:r>
-        <w:t xml:space="preserve"> exec -it </w:t>
-      </w:r>
-      <w:proofErr w:type="spellStart"/>
-      <w:r>
-        <w:t>qsrac-redis</w:t>
-      </w:r>
-      <w:proofErr w:type="spellEnd"/>
-      <w:r>
-        <w:t xml:space="preserve"> </w:t>
-      </w:r>
-      <w:proofErr w:type="spellStart"/>
-      <w:r>
-        <w:t>redis</w:t>
-      </w:r>
-      <w:proofErr w:type="spellEnd"/>
-      <w:r>
-        <w:t>-cli ping</w:t>
-      </w:r>
-    </w:p>
-    <w:p>
-      <w:r>
-        <w:t>Expected:</w:t>
-      </w:r>
-    </w:p>
-    <w:p>
-      <w:r>
-        <w:t>PONG</w:t>
-      </w:r>
-    </w:p>
-    <w:p>
-      <w:r>
-        <w:t xml:space="preserve">Done. </w:t>
-      </w:r>
-      <w:proofErr w:type="spellStart"/>
-      <w:r>
-        <w:t>Redis</w:t>
-      </w:r>
-      <w:proofErr w:type="spellEnd"/>
-      <w:r>
-        <w:t xml:space="preserve"> is ready.</w:t>
-      </w:r>
-    </w:p>
-    <w:p>
-      <w:r>
-        <w:t>When you’re completely done:</w:t>
-      </w:r>
-    </w:p>
-    <w:p>
-      <w:proofErr w:type="spellStart"/>
-      <w:r>
-        <w:t>docker</w:t>
-      </w:r>
-      <w:proofErr w:type="spellEnd"/>
-      <w:r>
-        <w:t xml:space="preserve"> stop </w:t>
-      </w:r>
-      <w:proofErr w:type="spellStart"/>
-      <w:r>
-        <w:t>qsrac-redis</w:t>
-      </w:r>
-      <w:proofErr w:type="spellEnd"/>
-    </w:p>
-    <w:p>
-      <w:r>
-        <w:t>If you want to restart later:</w:t>
-      </w:r>
-    </w:p>
-    <w:p>
-      <w:proofErr w:type="spellStart"/>
-      <w:r>
-        <w:t>docker</w:t>
-      </w:r>
-      <w:proofErr w:type="spellEnd"/>
-      <w:r>
-        <w:t xml:space="preserve"> start </w:t>
-      </w:r>
-      <w:proofErr w:type="spellStart"/>
-      <w:r>
-        <w:t>qsrac-redis</w:t>
-      </w:r>
-      <w:proofErr w:type="spellEnd"/>
-    </w:p>
-    <w:p>
-      <w:r>
-        <w:t>INSTALL PYTHON DEPENDENCIES</w:t>
-      </w:r>
-    </w:p>
-    <w:p>
-      <w:r>
-        <w:t>Run this:</w:t>
-      </w:r>
-    </w:p>
-    <w:p>
-      <w:r>
-        <w:t xml:space="preserve">pip3 install </w:t>
-      </w:r>
-      <w:proofErr w:type="spellStart"/>
-      <w:r>
-        <w:t>numpy</w:t>
-      </w:r>
-      <w:proofErr w:type="spellEnd"/>
-      <w:r>
-        <w:t xml:space="preserve"> pandas </w:t>
-      </w:r>
-      <w:proofErr w:type="spellStart"/>
-      <w:r>
-        <w:t>scikit</w:t>
-      </w:r>
-      <w:proofErr w:type="spellEnd"/>
-      <w:r>
-        <w:t xml:space="preserve">-learn </w:t>
-      </w:r>
-      <w:proofErr w:type="spellStart"/>
-      <w:r>
-        <w:t>joblib</w:t>
-      </w:r>
-      <w:proofErr w:type="spellEnd"/>
-      <w:r>
-        <w:t xml:space="preserve"> </w:t>
-      </w:r>
-      <w:proofErr w:type="spellStart"/>
-      <w:r>
-        <w:t>fastapi</w:t>
-      </w:r>
-      <w:proofErr w:type="spellEnd"/>
-      <w:r>
-        <w:t xml:space="preserve"> </w:t>
-      </w:r>
-      <w:proofErr w:type="spellStart"/>
-      <w:r>
-        <w:t>uvicorn</w:t>
-      </w:r>
-      <w:proofErr w:type="spellEnd"/>
-      <w:r>
-        <w:t xml:space="preserve"> </w:t>
-      </w:r>
-      <w:proofErr w:type="spellStart"/>
-      <w:r>
-        <w:t>redis</w:t>
-      </w:r>
-      <w:proofErr w:type="spellEnd"/>
-      <w:r>
         <w:t xml:space="preserve"> python-</w:t>
       </w:r>
       <w:proofErr w:type="spellStart"/>
@@ -846,14 +770,9 @@
       <w:r>
         <w:t xml:space="preserve">from this website: </w:t>
       </w:r>
-      <w:hyperlink r:id="rId5" w:history="1">
-        <w:r>
-          <w:rPr>
-            <w:rStyle w:val="Hyperlink"/>
-          </w:rPr>
-          <w:t>https://www.kaggle.com/datasets/bcccdatasets/large-scale-ids-dataset-bccc-cse-cic-ids2018</w:t>
-        </w:r>
-      </w:hyperlink>
+      <w:r>
+        <w:t>https://www.kaggle.com/datasets/mrwellsdavid/unsw-nb15</w:t>
+      </w:r>
       <w:r>
         <w:t xml:space="preserve"> just download these:</w:t>
       </w:r>
@@ -863,24 +782,14 @@
         <w:pStyle w:val="ListParagraph"/>
         <w:numPr>
           <w:ilvl w:val="0"/>
-          <w:numId w:val="7"/>
+          <w:numId w:val="9"/>
         </w:numPr>
-        <w:spacing w:before="240" w:after="0" w:line="240" w:lineRule="auto"/>
+      </w:pPr>
+      <w:r>
         <w:rPr>
-          <w:rFonts w:ascii="Times New Roman" w:eastAsia="Times New Roman" w:hAnsi="Times New Roman" w:cs="Times New Roman"/>
-          <w:sz w:val="24"/>
-          <w:szCs w:val="24"/>
           <w:lang w:eastAsia="en-IN"/>
         </w:rPr>
-      </w:pPr>
-      <w:r>
-        <w:rPr>
-          <w:rFonts w:ascii="Times New Roman" w:eastAsia="Times New Roman" w:hAnsi="Times New Roman" w:cs="Times New Roman"/>
-          <w:sz w:val="24"/>
-          <w:szCs w:val="24"/>
-          <w:lang w:eastAsia="en-IN"/>
-        </w:rPr>
-        <w:t xml:space="preserve">friday_02_03_2018_benign, </w:t>
+        <w:t>UNSW_NB15_testing-set</w:t>
       </w:r>
     </w:p>
     <w:p>
@@ -888,363 +797,15 @@
         <w:pStyle w:val="ListParagraph"/>
         <w:numPr>
           <w:ilvl w:val="0"/>
-          <w:numId w:val="7"/>
+          <w:numId w:val="9"/>
         </w:numPr>
-        <w:spacing w:before="240" w:after="0" w:line="240" w:lineRule="auto"/>
+      </w:pPr>
+      <w:r>
         <w:rPr>
-          <w:rFonts w:ascii="Times New Roman" w:eastAsia="Times New Roman" w:hAnsi="Times New Roman" w:cs="Times New Roman"/>
-          <w:sz w:val="24"/>
-          <w:szCs w:val="24"/>
           <w:lang w:eastAsia="en-IN"/>
         </w:rPr>
-      </w:pPr>
-      <w:r>
-        <w:rPr>
-          <w:rFonts w:ascii="Times New Roman" w:eastAsia="Times New Roman" w:hAnsi="Times New Roman" w:cs="Times New Roman"/>
-          <w:sz w:val="24"/>
-          <w:szCs w:val="24"/>
-          <w:lang w:eastAsia="en-IN"/>
-        </w:rPr>
-        <w:t xml:space="preserve">friday_02_03_2018_bot, </w:t>
-      </w:r>
-    </w:p>
-    <w:p>
-      <w:pPr>
-        <w:pStyle w:val="ListParagraph"/>
-        <w:numPr>
-          <w:ilvl w:val="0"/>
-          <w:numId w:val="7"/>
-        </w:numPr>
-        <w:spacing w:before="240" w:after="0" w:line="240" w:lineRule="auto"/>
-        <w:rPr>
-          <w:rFonts w:ascii="Times New Roman" w:eastAsia="Times New Roman" w:hAnsi="Times New Roman" w:cs="Times New Roman"/>
-          <w:sz w:val="24"/>
-          <w:szCs w:val="24"/>
-          <w:lang w:eastAsia="en-IN"/>
-        </w:rPr>
-      </w:pPr>
-      <w:r>
-        <w:rPr>
-          <w:rFonts w:ascii="Times New Roman" w:eastAsia="Times New Roman" w:hAnsi="Times New Roman" w:cs="Times New Roman"/>
-          <w:sz w:val="24"/>
-          <w:szCs w:val="24"/>
-          <w:lang w:eastAsia="en-IN"/>
-        </w:rPr>
-        <w:t xml:space="preserve">thursday_01_03_2018_benign, </w:t>
-      </w:r>
-    </w:p>
-    <w:p>
-      <w:pPr>
-        <w:pStyle w:val="ListParagraph"/>
-        <w:numPr>
-          <w:ilvl w:val="0"/>
-          <w:numId w:val="7"/>
-        </w:numPr>
-        <w:spacing w:before="240" w:after="0" w:line="240" w:lineRule="auto"/>
-        <w:rPr>
-          <w:rFonts w:ascii="Times New Roman" w:eastAsia="Times New Roman" w:hAnsi="Times New Roman" w:cs="Times New Roman"/>
-          <w:sz w:val="24"/>
-          <w:szCs w:val="24"/>
-          <w:lang w:eastAsia="en-IN"/>
-        </w:rPr>
-      </w:pPr>
-      <w:r>
-        <w:rPr>
-          <w:rFonts w:ascii="Times New Roman" w:eastAsia="Times New Roman" w:hAnsi="Times New Roman" w:cs="Times New Roman"/>
-          <w:sz w:val="24"/>
-          <w:szCs w:val="24"/>
-          <w:lang w:eastAsia="en-IN"/>
-        </w:rPr>
-        <w:t xml:space="preserve">thursday_01_03_2018_infiltration, </w:t>
-      </w:r>
-    </w:p>
-    <w:p>
-      <w:pPr>
-        <w:pStyle w:val="ListParagraph"/>
-        <w:numPr>
-          <w:ilvl w:val="0"/>
-          <w:numId w:val="7"/>
-        </w:numPr>
-        <w:spacing w:before="240" w:after="0" w:line="240" w:lineRule="auto"/>
-        <w:rPr>
-          <w:rFonts w:ascii="Times New Roman" w:eastAsia="Times New Roman" w:hAnsi="Times New Roman" w:cs="Times New Roman"/>
-          <w:sz w:val="24"/>
-          <w:szCs w:val="24"/>
-          <w:lang w:eastAsia="en-IN"/>
-        </w:rPr>
-      </w:pPr>
-      <w:r>
-        <w:rPr>
-          <w:rFonts w:ascii="Times New Roman" w:eastAsia="Times New Roman" w:hAnsi="Times New Roman" w:cs="Times New Roman"/>
-          <w:sz w:val="24"/>
-          <w:szCs w:val="24"/>
-          <w:lang w:eastAsia="en-IN"/>
-        </w:rPr>
-        <w:t xml:space="preserve">thursday_15_02_2018_DoS_Golden_Eye, </w:t>
-      </w:r>
-    </w:p>
-    <w:p>
-      <w:pPr>
-        <w:pStyle w:val="ListParagraph"/>
-        <w:numPr>
-          <w:ilvl w:val="0"/>
-          <w:numId w:val="7"/>
-        </w:numPr>
-        <w:spacing w:before="240" w:after="0" w:line="240" w:lineRule="auto"/>
-        <w:rPr>
-          <w:rFonts w:ascii="Times New Roman" w:eastAsia="Times New Roman" w:hAnsi="Times New Roman" w:cs="Times New Roman"/>
-          <w:sz w:val="24"/>
-          <w:szCs w:val="24"/>
-          <w:lang w:eastAsia="en-IN"/>
-        </w:rPr>
-      </w:pPr>
-      <w:r>
-        <w:rPr>
-          <w:rFonts w:ascii="Times New Roman" w:eastAsia="Times New Roman" w:hAnsi="Times New Roman" w:cs="Times New Roman"/>
-          <w:sz w:val="24"/>
-          <w:szCs w:val="24"/>
-          <w:lang w:eastAsia="en-IN"/>
-        </w:rPr>
-        <w:t xml:space="preserve">thursday_15_02_2018_DoS_Slowloris, </w:t>
-      </w:r>
-    </w:p>
-    <w:p>
-      <w:pPr>
-        <w:pStyle w:val="ListParagraph"/>
-        <w:numPr>
-          <w:ilvl w:val="0"/>
-          <w:numId w:val="7"/>
-        </w:numPr>
-        <w:spacing w:before="240" w:after="0" w:line="240" w:lineRule="auto"/>
-        <w:rPr>
-          <w:rFonts w:ascii="Times New Roman" w:eastAsia="Times New Roman" w:hAnsi="Times New Roman" w:cs="Times New Roman"/>
-          <w:sz w:val="24"/>
-          <w:szCs w:val="24"/>
-          <w:lang w:eastAsia="en-IN"/>
-        </w:rPr>
-      </w:pPr>
-      <w:r>
-        <w:rPr>
-          <w:rFonts w:ascii="Times New Roman" w:eastAsia="Times New Roman" w:hAnsi="Times New Roman" w:cs="Times New Roman"/>
-          <w:sz w:val="24"/>
-          <w:szCs w:val="24"/>
-          <w:lang w:eastAsia="en-IN"/>
-        </w:rPr>
-        <w:t xml:space="preserve">thursday_15_02_2018_benign, </w:t>
-      </w:r>
-    </w:p>
-    <w:p>
-      <w:pPr>
-        <w:pStyle w:val="ListParagraph"/>
-        <w:numPr>
-          <w:ilvl w:val="0"/>
-          <w:numId w:val="7"/>
-        </w:numPr>
-        <w:spacing w:before="240" w:line="240" w:lineRule="auto"/>
-        <w:rPr>
-          <w:rFonts w:ascii="Times New Roman" w:eastAsia="Times New Roman" w:hAnsi="Times New Roman" w:cs="Times New Roman"/>
-          <w:sz w:val="24"/>
-          <w:szCs w:val="24"/>
-          <w:lang w:eastAsia="en-IN"/>
-        </w:rPr>
-      </w:pPr>
-      <w:r>
-        <w:rPr>
-          <w:rFonts w:ascii="Times New Roman" w:eastAsia="Times New Roman" w:hAnsi="Times New Roman" w:cs="Times New Roman"/>
-          <w:sz w:val="24"/>
-          <w:szCs w:val="24"/>
-          <w:lang w:eastAsia="en-IN"/>
-        </w:rPr>
-        <w:t xml:space="preserve">friday_23_02_2018_SQL_Injection, </w:t>
-      </w:r>
-    </w:p>
-    <w:p>
-      <w:pPr>
-        <w:pStyle w:val="ListParagraph"/>
-        <w:numPr>
-          <w:ilvl w:val="0"/>
-          <w:numId w:val="7"/>
-        </w:numPr>
-        <w:spacing w:before="240" w:line="240" w:lineRule="auto"/>
-        <w:rPr>
-          <w:rFonts w:ascii="Times New Roman" w:eastAsia="Times New Roman" w:hAnsi="Times New Roman" w:cs="Times New Roman"/>
-          <w:sz w:val="24"/>
-          <w:szCs w:val="24"/>
-          <w:lang w:eastAsia="en-IN"/>
-        </w:rPr>
-      </w:pPr>
-      <w:r>
-        <w:rPr>
-          <w:rFonts w:ascii="Times New Roman" w:eastAsia="Times New Roman" w:hAnsi="Times New Roman" w:cs="Times New Roman"/>
-          <w:sz w:val="24"/>
-          <w:szCs w:val="24"/>
-          <w:lang w:eastAsia="en-IN"/>
-        </w:rPr>
-        <w:t xml:space="preserve">friday_23_02_2018_BF_web, </w:t>
-      </w:r>
-    </w:p>
-    <w:p>
-      <w:pPr>
-        <w:pStyle w:val="ListParagraph"/>
-        <w:numPr>
-          <w:ilvl w:val="0"/>
-          <w:numId w:val="7"/>
-        </w:numPr>
-        <w:spacing w:before="240" w:line="240" w:lineRule="auto"/>
-        <w:rPr>
-          <w:rFonts w:ascii="Times New Roman" w:eastAsia="Times New Roman" w:hAnsi="Times New Roman" w:cs="Times New Roman"/>
-          <w:sz w:val="24"/>
-          <w:szCs w:val="24"/>
-          <w:lang w:eastAsia="en-IN"/>
-        </w:rPr>
-      </w:pPr>
-      <w:r>
-        <w:rPr>
-          <w:rFonts w:ascii="Times New Roman" w:eastAsia="Times New Roman" w:hAnsi="Times New Roman" w:cs="Times New Roman"/>
-          <w:sz w:val="24"/>
-          <w:szCs w:val="24"/>
-          <w:lang w:eastAsia="en-IN"/>
-        </w:rPr>
-        <w:t xml:space="preserve">friday_23_02_2018_benign, </w:t>
-      </w:r>
-    </w:p>
-    <w:p>
-      <w:pPr>
-        <w:pStyle w:val="ListParagraph"/>
-        <w:numPr>
-          <w:ilvl w:val="0"/>
-          <w:numId w:val="7"/>
-        </w:numPr>
-        <w:spacing w:before="240" w:line="240" w:lineRule="auto"/>
-        <w:rPr>
-          <w:rFonts w:ascii="Times New Roman" w:eastAsia="Times New Roman" w:hAnsi="Times New Roman" w:cs="Times New Roman"/>
-          <w:sz w:val="24"/>
-          <w:szCs w:val="24"/>
-          <w:lang w:eastAsia="en-IN"/>
-        </w:rPr>
-      </w:pPr>
-      <w:r>
-        <w:rPr>
-          <w:rFonts w:ascii="Times New Roman" w:eastAsia="Times New Roman" w:hAnsi="Times New Roman" w:cs="Times New Roman"/>
-          <w:sz w:val="24"/>
-          <w:szCs w:val="24"/>
-          <w:lang w:eastAsia="en-IN"/>
-        </w:rPr>
-        <w:t xml:space="preserve">wednesday_14_02_2018_BF_SSH, </w:t>
-      </w:r>
-    </w:p>
-    <w:p>
-      <w:pPr>
-        <w:pStyle w:val="ListParagraph"/>
-        <w:numPr>
-          <w:ilvl w:val="0"/>
-          <w:numId w:val="7"/>
-        </w:numPr>
-        <w:spacing w:before="240" w:line="240" w:lineRule="auto"/>
-        <w:rPr>
-          <w:rFonts w:ascii="Times New Roman" w:eastAsia="Times New Roman" w:hAnsi="Times New Roman" w:cs="Times New Roman"/>
-          <w:sz w:val="24"/>
-          <w:szCs w:val="24"/>
-          <w:lang w:eastAsia="en-IN"/>
-        </w:rPr>
-      </w:pPr>
-      <w:r>
-        <w:rPr>
-          <w:rFonts w:ascii="Times New Roman" w:eastAsia="Times New Roman" w:hAnsi="Times New Roman" w:cs="Times New Roman"/>
-          <w:sz w:val="24"/>
-          <w:szCs w:val="24"/>
-          <w:lang w:eastAsia="en-IN"/>
-        </w:rPr>
-        <w:t xml:space="preserve">wednesday_14_02_2018_BF_FTP, </w:t>
-      </w:r>
-    </w:p>
-    <w:p>
-      <w:pPr>
-        <w:pStyle w:val="ListParagraph"/>
-        <w:numPr>
-          <w:ilvl w:val="0"/>
-          <w:numId w:val="7"/>
-        </w:numPr>
-        <w:spacing w:before="240" w:line="240" w:lineRule="auto"/>
-        <w:rPr>
-          <w:rFonts w:ascii="Times New Roman" w:eastAsia="Times New Roman" w:hAnsi="Times New Roman" w:cs="Times New Roman"/>
-          <w:sz w:val="24"/>
-          <w:szCs w:val="24"/>
-          <w:lang w:eastAsia="en-IN"/>
-        </w:rPr>
-      </w:pPr>
-      <w:r>
-        <w:rPr>
-          <w:rFonts w:ascii="Times New Roman" w:eastAsia="Times New Roman" w:hAnsi="Times New Roman" w:cs="Times New Roman"/>
-          <w:sz w:val="24"/>
-          <w:szCs w:val="24"/>
-          <w:lang w:eastAsia="en-IN"/>
-        </w:rPr>
-        <w:t xml:space="preserve">wednesday_14_02_2018_benign, </w:t>
-      </w:r>
-    </w:p>
-    <w:p>
-      <w:pPr>
-        <w:pStyle w:val="ListParagraph"/>
-        <w:numPr>
-          <w:ilvl w:val="0"/>
-          <w:numId w:val="7"/>
-        </w:numPr>
-        <w:spacing w:before="240" w:line="240" w:lineRule="auto"/>
-        <w:rPr>
-          <w:rFonts w:ascii="Times New Roman" w:eastAsia="Times New Roman" w:hAnsi="Times New Roman" w:cs="Times New Roman"/>
-          <w:sz w:val="24"/>
-          <w:szCs w:val="24"/>
-          <w:lang w:eastAsia="en-IN"/>
-        </w:rPr>
-      </w:pPr>
-      <w:r>
-        <w:rPr>
-          <w:rFonts w:ascii="Times New Roman" w:eastAsia="Times New Roman" w:hAnsi="Times New Roman" w:cs="Times New Roman"/>
-          <w:sz w:val="24"/>
-          <w:szCs w:val="24"/>
-          <w:lang w:eastAsia="en-IN"/>
-        </w:rPr>
-        <w:t xml:space="preserve">tuesday_20_02_2018_loic_http, </w:t>
-      </w:r>
-    </w:p>
-    <w:p>
-      <w:pPr>
-        <w:pStyle w:val="ListParagraph"/>
-        <w:numPr>
-          <w:ilvl w:val="0"/>
-          <w:numId w:val="7"/>
-        </w:numPr>
-        <w:spacing w:before="240" w:line="240" w:lineRule="auto"/>
-      </w:pPr>
-      <w:r>
-        <w:rPr>
-          <w:rFonts w:ascii="Times New Roman" w:eastAsia="Times New Roman" w:hAnsi="Times New Roman" w:cs="Times New Roman"/>
-          <w:sz w:val="24"/>
-          <w:szCs w:val="24"/>
-          <w:lang w:eastAsia="en-IN"/>
-        </w:rPr>
-        <w:t>tuesday_20_02_2018_benign</w:t>
-      </w:r>
-    </w:p>
-    <w:p>
-      <w:pPr>
-        <w:spacing w:before="240" w:line="240" w:lineRule="auto"/>
-      </w:pPr>
-      <w:r>
-        <w:lastRenderedPageBreak/>
-        <w:t>RUN COMMANDS:</w:t>
-      </w:r>
-    </w:p>
-    <w:p>
-      <w:pPr>
-        <w:spacing w:before="240" w:line="240" w:lineRule="auto"/>
-      </w:pPr>
-      <w:r>
-        <w:t>to train the model run this comman</w:t>
-      </w:r>
-      <w:bookmarkStart w:id="0" w:name="_GoBack"/>
-      <w:bookmarkEnd w:id="0"/>
+        <w:t xml:space="preserve">UNSW_NB15_training-set </w:t>
+      </w:r>
     </w:p>
     <w:sectPr>
       <w:pgSz w:w="11906" w:h="16838"/>
@@ -1257,7 +818,7 @@
 </file>
 
 <file path=word/numbering.xml><?xml version="1.0" encoding="utf-8"?>
-<w:numbering xmlns:wpc="http://schemas.microsoft.com/office/word/2010/wordprocessingCanvas" xmlns:cx="http://schemas.microsoft.com/office/drawing/2014/chartex" xmlns:mc="http://schemas.openxmlformats.org/markup-compatibility/2006" xmlns:o="urn:schemas-microsoft-com:office:office" xmlns:r="http://schemas.openxmlformats.org/officeDocument/2006/relationships" xmlns:m="http://schemas.openxmlformats.org/officeDocument/2006/math" xmlns:v="urn:schemas-microsoft-com:vml" xmlns:wp14="http://schemas.microsoft.com/office/word/2010/wordprocessingDrawing" xmlns:wp="http://schemas.openxmlformats.org/drawingml/2006/wordprocessingDrawing" xmlns:w10="urn:schemas-microsoft-com:office:word" xmlns:w="http://schemas.openxmlformats.org/wordprocessingml/2006/main" xmlns:w14="http://schemas.microsoft.com/office/word/2010/wordml" xmlns:w15="http://schemas.microsoft.com/office/word/2012/wordml" xmlns:w16se="http://schemas.microsoft.com/office/word/2015/wordml/symex" xmlns:wpg="http://schemas.microsoft.com/office/word/2010/wordprocessingGroup" xmlns:wpi="http://schemas.microsoft.com/office/word/2010/wordprocessingInk" xmlns:wne="http://schemas.microsoft.com/office/word/2006/wordml" xmlns:wps="http://schemas.microsoft.com/office/word/2010/wordprocessingShape" mc:Ignorable="w14 w15 w16se wp14">
+<w:numbering xmlns:wpc="http://schemas.microsoft.com/office/word/2010/wordprocessingCanvas" xmlns:cx="http://schemas.microsoft.com/office/drawing/2014/chartex" xmlns:cx1="http://schemas.microsoft.com/office/drawing/2015/9/8/chartex" xmlns:cx2="http://schemas.microsoft.com/office/drawing/2015/10/21/chartex" xmlns:cx3="http://schemas.microsoft.com/office/drawing/2016/5/9/chartex" xmlns:cx4="http://schemas.microsoft.com/office/drawing/2016/5/10/chartex" xmlns:cx5="http://schemas.microsoft.com/office/drawing/2016/5/11/chartex" xmlns:cx6="http://schemas.microsoft.com/office/drawing/2016/5/12/chartex" xmlns:cx7="http://schemas.microsoft.com/office/drawing/2016/5/13/chartex" xmlns:cx8="http://schemas.microsoft.com/office/drawing/2016/5/14/chartex" xmlns:mc="http://schemas.openxmlformats.org/markup-compatibility/2006" xmlns:aink="http://schemas.microsoft.com/office/drawing/2016/ink" xmlns:am3d="http://schemas.microsoft.com/office/drawing/2017/model3d" xmlns:o="urn:schemas-microsoft-com:office:office" xmlns:oel="http://schemas.microsoft.com/office/2019/extlst" xmlns:r="http://schemas.openxmlformats.org/officeDocument/2006/relationships" xmlns:m="http://schemas.openxmlformats.org/officeDocument/2006/math" xmlns:v="urn:schemas-microsoft-com:vml" xmlns:wp14="http://schemas.microsoft.com/office/word/2010/wordprocessingDrawing" xmlns:wp="http://schemas.openxmlformats.org/drawingml/2006/wordprocessingDrawing" xmlns:w10="urn:schemas-microsoft-com:office:word" xmlns:w="http://schemas.openxmlformats.org/wordprocessingml/2006/main" xmlns:w14="http://schemas.microsoft.com/office/word/2010/wordml" xmlns:w15="http://schemas.microsoft.com/office/word/2012/wordml" xmlns:w16cex="http://schemas.microsoft.com/office/word/2018/wordml/cex" xmlns:w16cid="http://schemas.microsoft.com/office/word/2016/wordml/cid" xmlns:w16="http://schemas.microsoft.com/office/word/2018/wordml" xmlns:w16du="http://schemas.microsoft.com/office/word/2023/wordml/word16du" xmlns:w16sdtdh="http://schemas.microsoft.com/office/word/2020/wordml/sdtdatahash" xmlns:w16sdtfl="http://schemas.microsoft.com/office/word/2024/wordml/sdtformatlock" xmlns:w16se="http://schemas.microsoft.com/office/word/2015/wordml/symex" xmlns:wpg="http://schemas.microsoft.com/office/word/2010/wordprocessingGroup" xmlns:wpi="http://schemas.microsoft.com/office/word/2010/wordprocessingInk" xmlns:wne="http://schemas.microsoft.com/office/word/2006/wordml" xmlns:wps="http://schemas.microsoft.com/office/word/2010/wordprocessingShape" mc:Ignorable="w14 w15 w16se w16cid w16 w16cex w16sdtdh w16sdtfl w16du wp14">
   <w:abstractNum w:abstractNumId="0" w15:restartNumberingAfterBreak="0">
     <w:nsid w:val="148A2663"/>
     <w:multiLevelType w:val="multilevel"/>
@@ -2167,6 +1728,92 @@
     </w:lvl>
   </w:abstractNum>
   <w:abstractNum w:abstractNumId="7" w15:restartNumberingAfterBreak="0">
+    <w:nsid w:val="798404AE"/>
+    <w:multiLevelType w:val="hybridMultilevel"/>
+    <w:tmpl w:val="8EF85E2A"/>
+    <w:lvl w:ilvl="0" w:tplc="4009000F">
+      <w:start w:val="1"/>
+      <w:numFmt w:val="decimal"/>
+      <w:lvlText w:val="%1."/>
+      <w:lvlJc w:val="left"/>
+      <w:pPr>
+        <w:ind w:left="720" w:hanging="360"/>
+      </w:pPr>
+    </w:lvl>
+    <w:lvl w:ilvl="1" w:tplc="40090019" w:tentative="1">
+      <w:start w:val="1"/>
+      <w:numFmt w:val="lowerLetter"/>
+      <w:lvlText w:val="%2."/>
+      <w:lvlJc w:val="left"/>
+      <w:pPr>
+        <w:ind w:left="1440" w:hanging="360"/>
+      </w:pPr>
+    </w:lvl>
+    <w:lvl w:ilvl="2" w:tplc="4009001B" w:tentative="1">
+      <w:start w:val="1"/>
+      <w:numFmt w:val="lowerRoman"/>
+      <w:lvlText w:val="%3."/>
+      <w:lvlJc w:val="right"/>
+      <w:pPr>
+        <w:ind w:left="2160" w:hanging="180"/>
+      </w:pPr>
+    </w:lvl>
+    <w:lvl w:ilvl="3" w:tplc="4009000F" w:tentative="1">
+      <w:start w:val="1"/>
+      <w:numFmt w:val="decimal"/>
+      <w:lvlText w:val="%4."/>
+      <w:lvlJc w:val="left"/>
+      <w:pPr>
+        <w:ind w:left="2880" w:hanging="360"/>
+      </w:pPr>
+    </w:lvl>
+    <w:lvl w:ilvl="4" w:tplc="40090019" w:tentative="1">
+      <w:start w:val="1"/>
+      <w:numFmt w:val="lowerLetter"/>
+      <w:lvlText w:val="%5."/>
+      <w:lvlJc w:val="left"/>
+      <w:pPr>
+        <w:ind w:left="3600" w:hanging="360"/>
+      </w:pPr>
+    </w:lvl>
+    <w:lvl w:ilvl="5" w:tplc="4009001B" w:tentative="1">
+      <w:start w:val="1"/>
+      <w:numFmt w:val="lowerRoman"/>
+      <w:lvlText w:val="%6."/>
+      <w:lvlJc w:val="right"/>
+      <w:pPr>
+        <w:ind w:left="4320" w:hanging="180"/>
+      </w:pPr>
+    </w:lvl>
+    <w:lvl w:ilvl="6" w:tplc="4009000F" w:tentative="1">
+      <w:start w:val="1"/>
+      <w:numFmt w:val="decimal"/>
+      <w:lvlText w:val="%7."/>
+      <w:lvlJc w:val="left"/>
+      <w:pPr>
+        <w:ind w:left="5040" w:hanging="360"/>
+      </w:pPr>
+    </w:lvl>
+    <w:lvl w:ilvl="7" w:tplc="40090019" w:tentative="1">
+      <w:start w:val="1"/>
+      <w:numFmt w:val="lowerLetter"/>
+      <w:lvlText w:val="%8."/>
+      <w:lvlJc w:val="left"/>
+      <w:pPr>
+        <w:ind w:left="5760" w:hanging="360"/>
+      </w:pPr>
+    </w:lvl>
+    <w:lvl w:ilvl="8" w:tplc="4009001B" w:tentative="1">
+      <w:start w:val="1"/>
+      <w:numFmt w:val="lowerRoman"/>
+      <w:lvlText w:val="%9."/>
+      <w:lvlJc w:val="right"/>
+      <w:pPr>
+        <w:ind w:left="6480" w:hanging="180"/>
+      </w:pPr>
+    </w:lvl>
+  </w:abstractNum>
+  <w:abstractNum w:abstractNumId="8" w15:restartNumberingAfterBreak="0">
     <w:nsid w:val="7AB41280"/>
     <w:multiLevelType w:val="hybridMultilevel"/>
     <w:tmpl w:val="4AE8F6A0"/>
@@ -2278,35 +1925,38 @@
       </w:rPr>
     </w:lvl>
   </w:abstractNum>
-  <w:num w:numId="1">
+  <w:num w:numId="1" w16cid:durableId="1396049910">
     <w:abstractNumId w:val="6"/>
   </w:num>
-  <w:num w:numId="2">
+  <w:num w:numId="2" w16cid:durableId="768043520">
     <w:abstractNumId w:val="1"/>
   </w:num>
-  <w:num w:numId="3">
+  <w:num w:numId="3" w16cid:durableId="815226171">
     <w:abstractNumId w:val="4"/>
   </w:num>
-  <w:num w:numId="4">
+  <w:num w:numId="4" w16cid:durableId="695230457">
     <w:abstractNumId w:val="3"/>
   </w:num>
-  <w:num w:numId="5">
+  <w:num w:numId="5" w16cid:durableId="1749963401">
     <w:abstractNumId w:val="0"/>
   </w:num>
-  <w:num w:numId="6">
+  <w:num w:numId="6" w16cid:durableId="563881108">
     <w:abstractNumId w:val="2"/>
   </w:num>
-  <w:num w:numId="7">
+  <w:num w:numId="7" w16cid:durableId="991833468">
     <w:abstractNumId w:val="5"/>
   </w:num>
-  <w:num w:numId="8">
+  <w:num w:numId="8" w16cid:durableId="734084886">
+    <w:abstractNumId w:val="8"/>
+  </w:num>
+  <w:num w:numId="9" w16cid:durableId="1989238863">
     <w:abstractNumId w:val="7"/>
   </w:num>
 </w:numbering>
 </file>
 
 <file path=word/styles.xml><?xml version="1.0" encoding="utf-8"?>
-<w:styles xmlns:mc="http://schemas.openxmlformats.org/markup-compatibility/2006" xmlns:r="http://schemas.openxmlformats.org/officeDocument/2006/relationships" xmlns:w="http://schemas.openxmlformats.org/wordprocessingml/2006/main" xmlns:w14="http://schemas.microsoft.com/office/word/2010/wordml" xmlns:w15="http://schemas.microsoft.com/office/word/2012/wordml" xmlns:w16se="http://schemas.microsoft.com/office/word/2015/wordml/symex" mc:Ignorable="w14 w15 w16se">
+<w:styles xmlns:mc="http://schemas.openxmlformats.org/markup-compatibility/2006" xmlns:r="http://schemas.openxmlformats.org/officeDocument/2006/relationships" xmlns:w="http://schemas.openxmlformats.org/wordprocessingml/2006/main" xmlns:w14="http://schemas.microsoft.com/office/word/2010/wordml" xmlns:w15="http://schemas.microsoft.com/office/word/2012/wordml" xmlns:w16cex="http://schemas.microsoft.com/office/word/2018/wordml/cex" xmlns:w16cid="http://schemas.microsoft.com/office/word/2016/wordml/cid" xmlns:w16="http://schemas.microsoft.com/office/word/2018/wordml" xmlns:w16du="http://schemas.microsoft.com/office/word/2023/wordml/word16du" xmlns:w16sdtdh="http://schemas.microsoft.com/office/word/2020/wordml/sdtdatahash" xmlns:w16sdtfl="http://schemas.microsoft.com/office/word/2024/wordml/sdtformatlock" xmlns:w16se="http://schemas.microsoft.com/office/word/2015/wordml/symex" mc:Ignorable="w14 w15 w16se w16cid w16 w16cex w16sdtdh w16sdtfl w16du">
   <w:docDefaults>
     <w:rPrDefault>
       <w:rPr>
@@ -2322,7 +1972,7 @@
       </w:pPr>
     </w:pPrDefault>
   </w:docDefaults>
-  <w:latentStyles w:defLockedState="0" w:defUIPriority="99" w:defSemiHidden="0" w:defUnhideWhenUsed="0" w:defQFormat="0" w:count="371">
+  <w:latentStyles w:defLockedState="0" w:defUIPriority="99" w:defSemiHidden="0" w:defUnhideWhenUsed="0" w:defQFormat="0" w:count="376">
     <w:lsdException w:name="Normal" w:uiPriority="0" w:qFormat="1"/>
     <w:lsdException w:name="heading 1" w:uiPriority="9" w:qFormat="1"/>
     <w:lsdException w:name="heading 2" w:semiHidden="1" w:uiPriority="9" w:unhideWhenUsed="1" w:qFormat="1"/>
@@ -2694,6 +2344,11 @@
     <w:lsdException w:name="List Table 5 Dark Accent 6" w:uiPriority="50"/>
     <w:lsdException w:name="List Table 6 Colorful Accent 6" w:uiPriority="51"/>
     <w:lsdException w:name="List Table 7 Colorful Accent 6" w:uiPriority="52"/>
+    <w:lsdException w:name="Mention" w:semiHidden="1" w:unhideWhenUsed="1"/>
+    <w:lsdException w:name="Smart Hyperlink" w:semiHidden="1" w:unhideWhenUsed="1"/>
+    <w:lsdException w:name="Hashtag" w:semiHidden="1" w:unhideWhenUsed="1"/>
+    <w:lsdException w:name="Unresolved Mention" w:semiHidden="1" w:unhideWhenUsed="1"/>
+    <w:lsdException w:name="Smart Link" w:semiHidden="1" w:unhideWhenUsed="1"/>
   </w:latentStyles>
   <w:style w:type="paragraph" w:default="1" w:styleId="Normal">
     <w:name w:val="Normal"/>

--- a/SIMPLE SETUP.docx
+++ b/SIMPLE SETUP.docx
@@ -16,13 +16,8 @@
       <w:r>
         <w:t xml:space="preserve">Step </w:t>
       </w:r>
-      <w:proofErr w:type="gramStart"/>
-      <w:r>
-        <w:t>2 :</w:t>
-      </w:r>
-      <w:proofErr w:type="gramEnd"/>
-      <w:r>
-        <w:t xml:space="preserve"> </w:t>
+      <w:r>
+        <w:t xml:space="preserve">2 : </w:t>
       </w:r>
       <w:r>
         <w:t>Connect to WSL</w:t>
@@ -80,29 +75,8 @@
     </w:p>
     <w:p>
       <w:r>
-        <w:t>cp -r /</w:t>
-      </w:r>
-      <w:proofErr w:type="spellStart"/>
-      <w:r>
-        <w:t>mnt</w:t>
-      </w:r>
-      <w:proofErr w:type="spellEnd"/>
-      <w:r>
-        <w:t>/c/Programs/</w:t>
-      </w:r>
-      <w:proofErr w:type="spellStart"/>
-      <w:r>
-        <w:t>qsrac</w:t>
-      </w:r>
-      <w:proofErr w:type="spellEnd"/>
-      <w:r>
-        <w:t xml:space="preserve"> ~/</w:t>
-      </w:r>
-      <w:proofErr w:type="spellStart"/>
-      <w:r>
-        <w:t>qsrac</w:t>
-      </w:r>
-      <w:proofErr w:type="spellEnd"/>
+        <w:t>cp -r /mnt/c/Programs/qsrac ~/qsrac</w:t>
+      </w:r>
     </w:p>
     <w:p/>
     <w:p>
@@ -122,21 +96,8 @@
     </w:p>
     <w:p>
       <w:r>
-        <w:t>Go to: /home/</w:t>
-      </w:r>
-      <w:proofErr w:type="spellStart"/>
-      <w:r>
-        <w:t>abhilash</w:t>
-      </w:r>
-      <w:proofErr w:type="spellEnd"/>
-      <w:r>
-        <w:t>/</w:t>
-      </w:r>
-      <w:proofErr w:type="spellStart"/>
-      <w:r>
-        <w:t>qsrac</w:t>
-      </w:r>
-      <w:proofErr w:type="spellEnd"/>
+        <w:t>Go to: /home/abhilash/qsrac</w:t>
+      </w:r>
     </w:p>
     <w:p>
       <w:r>
@@ -146,15 +107,7 @@
     <w:p/>
     <w:p>
       <w:r>
-        <w:t xml:space="preserve">Step 5 — Install </w:t>
-      </w:r>
-      <w:proofErr w:type="spellStart"/>
-      <w:r>
-        <w:t>liboqs</w:t>
-      </w:r>
-      <w:proofErr w:type="spellEnd"/>
-      <w:r>
-        <w:t xml:space="preserve"> (run this EXACTLY)</w:t>
+        <w:t>Step 5 — Install liboqs (run this EXACTLY)</w:t>
       </w:r>
     </w:p>
     <w:p>
@@ -163,39 +116,13 @@
       </w:r>
     </w:p>
     <w:p>
-      <w:proofErr w:type="spellStart"/>
-      <w:r>
-        <w:t>sudo</w:t>
-      </w:r>
-      <w:proofErr w:type="spellEnd"/>
-      <w:r>
-        <w:t xml:space="preserve"> apt update</w:t>
-      </w:r>
-    </w:p>
-    <w:p>
-      <w:proofErr w:type="spellStart"/>
-      <w:r>
-        <w:t>sudo</w:t>
-      </w:r>
-      <w:proofErr w:type="spellEnd"/>
-      <w:r>
-        <w:t xml:space="preserve"> apt install </w:t>
-      </w:r>
-      <w:proofErr w:type="spellStart"/>
-      <w:r>
-        <w:t>cmake</w:t>
-      </w:r>
-      <w:proofErr w:type="spellEnd"/>
-      <w:r>
-        <w:t xml:space="preserve"> ninja-build git build-essential </w:t>
-      </w:r>
-      <w:proofErr w:type="spellStart"/>
-      <w:r>
-        <w:t>libssl</w:t>
-      </w:r>
-      <w:proofErr w:type="spellEnd"/>
-      <w:r>
-        <w:t>-dev -y</w:t>
+      <w:r>
+        <w:t>sudo apt update</w:t>
+      </w:r>
+    </w:p>
+    <w:p>
+      <w:r>
+        <w:t>sudo apt install cmake ninja-build git build-essential libssl-dev -y</w:t>
       </w:r>
     </w:p>
     <w:p>
@@ -205,79 +132,28 @@
     </w:p>
     <w:p>
       <w:r>
-        <w:t xml:space="preserve">cd </w:t>
-      </w:r>
-      <w:proofErr w:type="spellStart"/>
-      <w:r>
-        <w:t>liboqs</w:t>
-      </w:r>
-      <w:proofErr w:type="spellEnd"/>
-    </w:p>
-    <w:p>
-      <w:proofErr w:type="spellStart"/>
-      <w:r>
-        <w:t>cmake</w:t>
-      </w:r>
-      <w:proofErr w:type="spellEnd"/>
-      <w:r>
-        <w:t xml:space="preserve"> -</w:t>
-      </w:r>
-      <w:proofErr w:type="gramStart"/>
-      <w:r>
-        <w:t>S .</w:t>
-      </w:r>
-      <w:proofErr w:type="gramEnd"/>
-      <w:r>
-        <w:t xml:space="preserve"> -B build -DBUILD_SHARED_LIBS=ON</w:t>
-      </w:r>
-    </w:p>
-    <w:p>
-      <w:proofErr w:type="spellStart"/>
-      <w:r>
-        <w:t>cmake</w:t>
-      </w:r>
-      <w:proofErr w:type="spellEnd"/>
-      <w:r>
-        <w:t xml:space="preserve"> --build </w:t>
-      </w:r>
-      <w:proofErr w:type="spellStart"/>
-      <w:r>
-        <w:t>build</w:t>
-      </w:r>
-      <w:proofErr w:type="spellEnd"/>
-    </w:p>
-    <w:p>
-      <w:proofErr w:type="spellStart"/>
-      <w:r>
-        <w:t>sudo</w:t>
-      </w:r>
-      <w:proofErr w:type="spellEnd"/>
-      <w:r>
-        <w:t xml:space="preserve"> </w:t>
-      </w:r>
-      <w:proofErr w:type="spellStart"/>
-      <w:r>
-        <w:t>cmake</w:t>
-      </w:r>
-      <w:proofErr w:type="spellEnd"/>
-      <w:r>
-        <w:t xml:space="preserve"> --install build</w:t>
-      </w:r>
-    </w:p>
-    <w:p>
-      <w:proofErr w:type="spellStart"/>
-      <w:r>
-        <w:t>sudo</w:t>
-      </w:r>
-      <w:proofErr w:type="spellEnd"/>
-      <w:r>
-        <w:t xml:space="preserve"> </w:t>
-      </w:r>
-      <w:proofErr w:type="spellStart"/>
-      <w:r>
-        <w:t>ldconfig</w:t>
-      </w:r>
-      <w:proofErr w:type="spellEnd"/>
+        <w:t>cd liboqs</w:t>
+      </w:r>
+    </w:p>
+    <w:p>
+      <w:r>
+        <w:t>cmake -S . -B build -DBUILD_SHARED_LIBS=ON</w:t>
+      </w:r>
+    </w:p>
+    <w:p>
+      <w:r>
+        <w:t>cmake --build build</w:t>
+      </w:r>
+    </w:p>
+    <w:p>
+      <w:r>
+        <w:t>sudo cmake --install build</w:t>
+      </w:r>
+    </w:p>
+    <w:p>
+      <w:r>
+        <w:t>sudo ldconfig</w:t>
+      </w:r>
     </w:p>
     <w:p>
       <w:r>
@@ -286,26 +162,13 @@
       </w:r>
     </w:p>
     <w:p>
-      <w:proofErr w:type="spellStart"/>
-      <w:r>
-        <w:t>sudo</w:t>
-      </w:r>
-      <w:proofErr w:type="spellEnd"/>
-      <w:r>
-        <w:t xml:space="preserve"> apt install python3-pip -y</w:t>
-      </w:r>
-    </w:p>
-    <w:p>
-      <w:r>
-        <w:t xml:space="preserve">pip3 install </w:t>
-      </w:r>
-      <w:proofErr w:type="spellStart"/>
-      <w:r>
-        <w:t>liboqs</w:t>
-      </w:r>
-      <w:proofErr w:type="spellEnd"/>
-      <w:r>
-        <w:t>-python</w:t>
+      <w:r>
+        <w:t>sudo apt install python3-pip -y</w:t>
+      </w:r>
+    </w:p>
+    <w:p>
+      <w:r>
+        <w:t>pip3 install liboqs-python</w:t>
       </w:r>
     </w:p>
     <w:p>
@@ -325,64 +188,17 @@
     </w:p>
     <w:p>
       <w:r>
-        <w:t xml:space="preserve">import </w:t>
-      </w:r>
-      <w:proofErr w:type="spellStart"/>
-      <w:r>
-        <w:t>oqs</w:t>
-      </w:r>
-      <w:proofErr w:type="spellEnd"/>
-    </w:p>
-    <w:p>
-      <w:proofErr w:type="gramStart"/>
-      <w:r>
-        <w:t>print(</w:t>
-      </w:r>
-      <w:proofErr w:type="gramEnd"/>
-      <w:r>
-        <w:t xml:space="preserve">"KEM:", </w:t>
-      </w:r>
-      <w:proofErr w:type="spellStart"/>
-      <w:r>
-        <w:t>oqs.get_enabled_kem_</w:t>
-      </w:r>
-      <w:proofErr w:type="gramStart"/>
-      <w:r>
-        <w:t>mechanisms</w:t>
-      </w:r>
-      <w:proofErr w:type="spellEnd"/>
-      <w:r>
-        <w:t>(</w:t>
-      </w:r>
-      <w:proofErr w:type="gramEnd"/>
-      <w:r>
-        <w:t>))</w:t>
-      </w:r>
-    </w:p>
-    <w:p>
-      <w:proofErr w:type="gramStart"/>
-      <w:r>
-        <w:t>print(</w:t>
-      </w:r>
-      <w:proofErr w:type="gramEnd"/>
-      <w:r>
-        <w:t xml:space="preserve">"SIG:", </w:t>
-      </w:r>
-      <w:proofErr w:type="spellStart"/>
-      <w:r>
-        <w:t>oqs.get_enabled_sig_</w:t>
-      </w:r>
-      <w:proofErr w:type="gramStart"/>
-      <w:r>
-        <w:t>mechanisms</w:t>
-      </w:r>
-      <w:proofErr w:type="spellEnd"/>
-      <w:r>
-        <w:t>(</w:t>
-      </w:r>
-      <w:proofErr w:type="gramEnd"/>
-      <w:r>
-        <w:t>))</w:t>
+        <w:t>import oqs</w:t>
+      </w:r>
+    </w:p>
+    <w:p>
+      <w:r>
+        <w:t>print("KEM:", oqs.get_enabled_kem_mechanisms())</w:t>
+      </w:r>
+    </w:p>
+    <w:p>
+      <w:r>
+        <w:t>print("SIG:", oqs.get_enabled_sig_mechanisms())</w:t>
       </w:r>
     </w:p>
     <w:p>
@@ -406,16 +222,11 @@
       </w:r>
     </w:p>
     <w:p>
-      <w:proofErr w:type="gramStart"/>
       <w:r>
         <w:t>CREATE</w:t>
       </w:r>
       <w:r>
-        <w:t xml:space="preserve"> .env</w:t>
-      </w:r>
-      <w:proofErr w:type="gramEnd"/>
-      <w:r>
-        <w:t xml:space="preserve"> </w:t>
+        <w:t xml:space="preserve"> .env </w:t>
       </w:r>
       <w:r>
         <w:t>FILE</w:t>
@@ -427,11 +238,9 @@
       </w:r>
     </w:p>
     <w:p>
-      <w:proofErr w:type="gramStart"/>
       <w:r>
         <w:t>nano .env</w:t>
       </w:r>
-      <w:proofErr w:type="gramEnd"/>
     </w:p>
     <w:p>
       <w:r>
@@ -440,15 +249,7 @@
     </w:p>
     <w:p>
       <w:r>
-        <w:t>LD_LIBRARY_PATH=/</w:t>
-      </w:r>
-      <w:proofErr w:type="spellStart"/>
-      <w:r>
-        <w:t>usr</w:t>
-      </w:r>
-      <w:proofErr w:type="spellEnd"/>
-      <w:r>
-        <w:t>/local/lib</w:t>
+        <w:t>LD_LIBRARY_PATH=/usr/local/lib</w:t>
       </w:r>
     </w:p>
     <w:p>
@@ -478,21 +279,8 @@
     </w:p>
     <w:p>
       <w:r>
-        <w:t>.</w:t>
-      </w:r>
-      <w:proofErr w:type="spellStart"/>
-      <w:r>
-        <w:t>vscode</w:t>
-      </w:r>
-      <w:proofErr w:type="spellEnd"/>
-      <w:r>
-        <w:t>/</w:t>
-      </w:r>
-      <w:proofErr w:type="spellStart"/>
-      <w:r>
-        <w:t>settings.json</w:t>
-      </w:r>
-      <w:proofErr w:type="spellEnd"/>
+        <w:t>.vscode/settings.json</w:t>
+      </w:r>
     </w:p>
     <w:p>
       <w:r>
@@ -501,39 +289,13 @@
     </w:p>
     <w:p>
       <w:r>
-        <w:t xml:space="preserve">    "</w:t>
-      </w:r>
-      <w:proofErr w:type="spellStart"/>
-      <w:proofErr w:type="gramStart"/>
-      <w:r>
-        <w:t>python.envFile</w:t>
-      </w:r>
-      <w:proofErr w:type="spellEnd"/>
-      <w:proofErr w:type="gramEnd"/>
-      <w:r>
-        <w:t>": "${</w:t>
-      </w:r>
-      <w:proofErr w:type="spellStart"/>
-      <w:r>
-        <w:t>workspaceFolder</w:t>
-      </w:r>
-      <w:proofErr w:type="spellEnd"/>
+        <w:t xml:space="preserve">    "python.envFile": "${workspaceFolder}/.env"</w:t>
+      </w:r>
+    </w:p>
+    <w:p>
       <w:r>
         <w:t>}</w:t>
       </w:r>
-      <w:proofErr w:type="gramStart"/>
-      <w:r>
-        <w:t>/.env</w:t>
-      </w:r>
-      <w:proofErr w:type="gramEnd"/>
-      <w:r>
-        <w:t>"</w:t>
-      </w:r>
-    </w:p>
-    <w:p>
-      <w:r>
-        <w:t>}</w:t>
-      </w:r>
     </w:p>
     <w:p>
       <w:r>
@@ -558,13 +320,8 @@
     <w:p>
       <w:r>
         <w:lastRenderedPageBreak/>
-        <w:t xml:space="preserve">docker pull </w:t>
-      </w:r>
-      <w:proofErr w:type="spellStart"/>
-      <w:r>
-        <w:t>redis</w:t>
-      </w:r>
-      <w:proofErr w:type="spellEnd"/>
+        <w:t>docker pull redis</w:t>
+      </w:r>
     </w:p>
     <w:p>
       <w:r>
@@ -573,21 +330,8 @@
     </w:p>
     <w:p>
       <w:r>
-        <w:t xml:space="preserve">docker run -d -p 6379:6379 --name </w:t>
-      </w:r>
-      <w:proofErr w:type="spellStart"/>
-      <w:r>
-        <w:t>qsrac-redis</w:t>
-      </w:r>
-      <w:proofErr w:type="spellEnd"/>
-      <w:r>
-        <w:t xml:space="preserve"> </w:t>
-      </w:r>
-      <w:proofErr w:type="spellStart"/>
-      <w:r>
-        <w:t>redis</w:t>
-      </w:r>
-      <w:proofErr w:type="spellEnd"/>
+        <w:t>docker run -d -p 6379:6379 --name qsrac-redis redis</w:t>
+      </w:r>
     </w:p>
     <w:p>
       <w:r>
@@ -596,13 +340,8 @@
     </w:p>
     <w:p>
       <w:r>
-        <w:t xml:space="preserve">docker </w:t>
-      </w:r>
-      <w:proofErr w:type="spellStart"/>
-      <w:r>
-        <w:t>ps</w:t>
-      </w:r>
-      <w:proofErr w:type="spellEnd"/>
+        <w:t>docker ps</w:t>
+      </w:r>
     </w:p>
     <w:p>
       <w:r>
@@ -610,21 +349,8 @@
       </w:r>
     </w:p>
     <w:p>
-      <w:proofErr w:type="spellStart"/>
-      <w:r>
-        <w:t>qsrac-redis</w:t>
-      </w:r>
-      <w:proofErr w:type="spellEnd"/>
-      <w:r>
-        <w:t xml:space="preserve">   </w:t>
-      </w:r>
-      <w:proofErr w:type="spellStart"/>
-      <w:r>
-        <w:t>redis</w:t>
-      </w:r>
-      <w:proofErr w:type="spellEnd"/>
-      <w:r>
-        <w:t xml:space="preserve">   ...   6379-&gt;6379</w:t>
+      <w:r>
+        <w:t>qsrac-redis   redis   ...   6379-&gt;6379</w:t>
       </w:r>
     </w:p>
     <w:p>
@@ -634,23 +360,7 @@
     </w:p>
     <w:p>
       <w:r>
-        <w:t xml:space="preserve">docker exec -it </w:t>
-      </w:r>
-      <w:proofErr w:type="spellStart"/>
-      <w:r>
-        <w:t>qsrac-redis</w:t>
-      </w:r>
-      <w:proofErr w:type="spellEnd"/>
-      <w:r>
-        <w:t xml:space="preserve"> </w:t>
-      </w:r>
-      <w:proofErr w:type="spellStart"/>
-      <w:r>
-        <w:t>redis</w:t>
-      </w:r>
-      <w:proofErr w:type="spellEnd"/>
-      <w:r>
-        <w:t>-cli ping</w:t>
+        <w:t>docker exec -it qsrac-redis redis-cli ping</w:t>
       </w:r>
     </w:p>
     <w:p>
@@ -675,13 +385,8 @@
     </w:p>
     <w:p>
       <w:r>
-        <w:t xml:space="preserve">docker stop </w:t>
-      </w:r>
-      <w:proofErr w:type="spellStart"/>
-      <w:r>
-        <w:t>qsrac-redis</w:t>
-      </w:r>
-      <w:proofErr w:type="spellEnd"/>
+        <w:t>docker stop qsrac-redis</w:t>
+      </w:r>
     </w:p>
     <w:p>
       <w:r>
@@ -690,13 +395,8 @@
     </w:p>
     <w:p>
       <w:r>
-        <w:t xml:space="preserve">docker start </w:t>
-      </w:r>
-      <w:proofErr w:type="spellStart"/>
-      <w:r>
-        <w:t>qsrac-redis</w:t>
-      </w:r>
-      <w:proofErr w:type="spellEnd"/>
+        <w:t>docker start qsrac-redis</w:t>
+      </w:r>
     </w:p>
     <w:p>
       <w:r>
@@ -710,55 +410,10 @@
     </w:p>
     <w:p>
       <w:r>
-        <w:t xml:space="preserve">pip3 install </w:t>
-      </w:r>
-      <w:proofErr w:type="spellStart"/>
-      <w:r>
-        <w:t>numpy</w:t>
-      </w:r>
-      <w:proofErr w:type="spellEnd"/>
-      <w:r>
-        <w:t xml:space="preserve"> pandas scikit-learn </w:t>
-      </w:r>
-      <w:proofErr w:type="spellStart"/>
-      <w:r>
-        <w:t>joblib</w:t>
-      </w:r>
-      <w:proofErr w:type="spellEnd"/>
-      <w:r>
-        <w:t xml:space="preserve"> </w:t>
-      </w:r>
-      <w:proofErr w:type="spellStart"/>
-      <w:r>
-        <w:t>fastapi</w:t>
-      </w:r>
-      <w:proofErr w:type="spellEnd"/>
-      <w:r>
-        <w:t xml:space="preserve"> </w:t>
-      </w:r>
-      <w:proofErr w:type="spellStart"/>
-      <w:r>
-        <w:t>uvicorn</w:t>
-      </w:r>
-      <w:proofErr w:type="spellEnd"/>
-      <w:r>
-        <w:t xml:space="preserve"> </w:t>
-      </w:r>
-      <w:proofErr w:type="spellStart"/>
-      <w:r>
-        <w:t>redis</w:t>
-      </w:r>
-      <w:proofErr w:type="spellEnd"/>
-      <w:r>
-        <w:t xml:space="preserve"> python-</w:t>
-      </w:r>
-      <w:proofErr w:type="spellStart"/>
-      <w:r>
-        <w:t>dotenv</w:t>
-      </w:r>
-      <w:proofErr w:type="spellEnd"/>
-      <w:r>
-        <w:t xml:space="preserve"> requests</w:t>
+        <w:t>pip3 install numpy pandas scikit-learn joblib fastapi uvicorn redis python-dotenv requests</w:t>
+      </w:r>
+      <w:r>
+        <w:t xml:space="preserve"> matplotlib seaborn</w:t>
       </w:r>
     </w:p>
     <w:p>
